--- a/mongodblabs/Lab 2/SD_BE_NOSQL - LAB 2 - CRUD Operations in MongoDB.docx
+++ b/mongodblabs/Lab 2/SD_BE_NOSQL - LAB 2 - CRUD Operations in MongoDB.docx
@@ -2,282 +2,11 @@
 <file path=word/document.xml><?xml version="1.0" encoding="utf-8"?>
 <w:document xmlns:wpc="http://schemas.microsoft.com/office/word/2010/wordprocessingCanvas" xmlns:cx="http://schemas.microsoft.com/office/drawing/2014/chartex" xmlns:cx1="http://schemas.microsoft.com/office/drawing/2015/9/8/chartex" xmlns:cx2="http://schemas.microsoft.com/office/drawing/2015/10/21/chartex" xmlns:cx3="http://schemas.microsoft.com/office/drawing/2016/5/9/chartex" xmlns:cx4="http://schemas.microsoft.com/office/drawing/2016/5/10/chartex" xmlns:cx5="http://schemas.microsoft.com/office/drawing/2016/5/11/chartex" xmlns:cx6="http://schemas.microsoft.com/office/drawing/2016/5/12/chartex" xmlns:cx7="http://schemas.microsoft.com/office/drawing/2016/5/13/chartex" xmlns:cx8="http://schemas.microsoft.com/office/drawing/2016/5/14/chartex" xmlns:mc="http://schemas.openxmlformats.org/markup-compatibility/2006" xmlns:aink="http://schemas.microsoft.com/office/drawing/2016/ink" xmlns:am3d="http://schemas.microsoft.com/office/drawing/2017/model3d" xmlns:o="urn:schemas-microsoft-com:office:office" xmlns:oel="http://schemas.microsoft.com/office/2019/extlst" xmlns:r="http://schemas.openxmlformats.org/officeDocument/2006/relationships" xmlns:m="http://schemas.openxmlformats.org/officeDocument/2006/math" xmlns:v="urn:schemas-microsoft-com:vml" xmlns:wp14="http://schemas.microsoft.com/office/word/2010/wordprocessingDrawing" xmlns:wp="http://schemas.openxmlformats.org/drawingml/2006/wordprocessingDrawing" xmlns:w10="urn:schemas-microsoft-com:office:word" xmlns:w="http://schemas.openxmlformats.org/wordprocessingml/2006/main" xmlns:w14="http://schemas.microsoft.com/office/word/2010/wordml" xmlns:w15="http://schemas.microsoft.com/office/word/2012/wordml" xmlns:w16cex="http://schemas.microsoft.com/office/word/2018/wordml/cex" xmlns:w16cid="http://schemas.microsoft.com/office/word/2016/wordml/cid" xmlns:w16="http://schemas.microsoft.com/office/word/2018/wordml" xmlns:w16du="http://schemas.microsoft.com/office/word/2023/wordml/word16du" xmlns:w16sdtdh="http://schemas.microsoft.com/office/word/2020/wordml/sdtdatahash" xmlns:w16sdtfl="http://schemas.microsoft.com/office/word/2024/wordml/sdtformatlock" xmlns:w16se="http://schemas.microsoft.com/office/word/2015/wordml/symex" xmlns:wpg="http://schemas.microsoft.com/office/word/2010/wordprocessingGroup" xmlns:wpi="http://schemas.microsoft.com/office/word/2010/wordprocessingInk" xmlns:wne="http://schemas.microsoft.com/office/word/2006/wordml" xmlns:wps="http://schemas.microsoft.com/office/word/2010/wordprocessingShape" mc:Ignorable="w14 w15 w16se w16cid w16 w16cex w16sdtdh w16sdtfl w16du wp14">
   <w:body>
-    <w:bookmarkStart w:id="0" w:name="_Hlk178168452"/>
-    <w:bookmarkStart w:id="1" w:name="_Hlk178341013"/>
-    <w:bookmarkEnd w:id="0"/>
     <w:p>
       <w:pPr>
         <w:spacing w:before="120" w:after="0"/>
       </w:pPr>
-      <w:r>
-        <w:rPr>
-          <w:noProof/>
-        </w:rPr>
-        <mc:AlternateContent>
-          <mc:Choice Requires="wps">
-            <w:drawing>
-              <wp:anchor distT="0" distB="0" distL="114300" distR="114300" simplePos="0" relativeHeight="251658246" behindDoc="1" locked="0" layoutInCell="1" allowOverlap="1" wp14:anchorId="1317DB25" wp14:editId="18429E50">
-                <wp:simplePos x="0" y="0"/>
-                <wp:positionH relativeFrom="page">
-                  <wp:align>left</wp:align>
-                </wp:positionH>
-                <wp:positionV relativeFrom="paragraph">
-                  <wp:posOffset>-913130</wp:posOffset>
-                </wp:positionV>
-                <wp:extent cx="8240839" cy="1423312"/>
-                <wp:effectExtent l="0" t="0" r="8255" b="5715"/>
-                <wp:wrapNone/>
-                <wp:docPr id="1638380551" name="Freeform: Shape 23"/>
-                <wp:cNvGraphicFramePr/>
-                <a:graphic xmlns:a="http://schemas.openxmlformats.org/drawingml/2006/main">
-                  <a:graphicData uri="http://schemas.microsoft.com/office/word/2010/wordprocessingShape">
-                    <wps:wsp>
-                      <wps:cNvSpPr/>
-                      <wps:spPr>
-                        <a:xfrm>
-                          <a:off x="0" y="0"/>
-                          <a:ext cx="8240839" cy="1423312"/>
-                        </a:xfrm>
-                        <a:custGeom>
-                          <a:avLst/>
-                          <a:gdLst>
-                            <a:gd name="connsiteX0" fmla="*/ 7144 w 6000750"/>
-                            <a:gd name="connsiteY0" fmla="*/ 7144 h 904875"/>
-                            <a:gd name="connsiteX1" fmla="*/ 7144 w 6000750"/>
-                            <a:gd name="connsiteY1" fmla="*/ 613886 h 904875"/>
-                            <a:gd name="connsiteX2" fmla="*/ 3546634 w 6000750"/>
-                            <a:gd name="connsiteY2" fmla="*/ 574834 h 904875"/>
-                            <a:gd name="connsiteX3" fmla="*/ 5998369 w 6000750"/>
-                            <a:gd name="connsiteY3" fmla="*/ 893921 h 904875"/>
-                            <a:gd name="connsiteX4" fmla="*/ 5998369 w 6000750"/>
-                            <a:gd name="connsiteY4" fmla="*/ 7144 h 904875"/>
-                            <a:gd name="connsiteX5" fmla="*/ 7144 w 6000750"/>
-                            <a:gd name="connsiteY5" fmla="*/ 7144 h 904875"/>
-                          </a:gdLst>
-                          <a:ahLst/>
-                          <a:cxnLst>
-                            <a:cxn ang="0">
-                              <a:pos x="connsiteX0" y="connsiteY0"/>
-                            </a:cxn>
-                            <a:cxn ang="0">
-                              <a:pos x="connsiteX1" y="connsiteY1"/>
-                            </a:cxn>
-                            <a:cxn ang="0">
-                              <a:pos x="connsiteX2" y="connsiteY2"/>
-                            </a:cxn>
-                            <a:cxn ang="0">
-                              <a:pos x="connsiteX3" y="connsiteY3"/>
-                            </a:cxn>
-                            <a:cxn ang="0">
-                              <a:pos x="connsiteX4" y="connsiteY4"/>
-                            </a:cxn>
-                            <a:cxn ang="0">
-                              <a:pos x="connsiteX5" y="connsiteY5"/>
-                            </a:cxn>
-                          </a:cxnLst>
-                          <a:rect l="l" t="t" r="r" b="b"/>
-                          <a:pathLst>
-                            <a:path w="6000750" h="904875">
-                              <a:moveTo>
-                                <a:pt x="7144" y="7144"/>
-                              </a:moveTo>
-                              <a:lnTo>
-                                <a:pt x="7144" y="613886"/>
-                              </a:lnTo>
-                              <a:cubicBezTo>
-                                <a:pt x="647224" y="1034891"/>
-                                <a:pt x="2136934" y="964406"/>
-                                <a:pt x="3546634" y="574834"/>
-                              </a:cubicBezTo>
-                              <a:cubicBezTo>
-                                <a:pt x="4882039" y="205264"/>
-                                <a:pt x="5998369" y="893921"/>
-                                <a:pt x="5998369" y="893921"/>
-                              </a:cubicBezTo>
-                              <a:lnTo>
-                                <a:pt x="5998369" y="7144"/>
-                              </a:lnTo>
-                              <a:lnTo>
-                                <a:pt x="7144" y="7144"/>
-                              </a:lnTo>
-                              <a:close/>
-                            </a:path>
-                          </a:pathLst>
-                        </a:custGeom>
-                        <a:gradFill flip="none" rotWithShape="1">
-                          <a:gsLst>
-                            <a:gs pos="0">
-                              <a:srgbClr val="002973"/>
-                            </a:gs>
-                            <a:gs pos="100000">
-                              <a:srgbClr val="0051E6"/>
-                            </a:gs>
-                          </a:gsLst>
-                          <a:lin ang="0" scaled="1"/>
-                          <a:tileRect/>
-                        </a:gradFill>
-                        <a:ln w="9525" cap="flat">
-                          <a:noFill/>
-                          <a:prstDash val="solid"/>
-                          <a:miter/>
-                        </a:ln>
-                      </wps:spPr>
-                      <wps:bodyPr rot="0" spcFirstLastPara="0" vertOverflow="overflow" horzOverflow="overflow" vert="horz" wrap="square" lIns="91440" tIns="45720" rIns="91440" bIns="45720" numCol="1" spcCol="0" rtlCol="0" fromWordArt="0" anchor="ctr" anchorCtr="0" forceAA="0" compatLnSpc="1">
-                        <a:prstTxWarp prst="textNoShape">
-                          <a:avLst/>
-                        </a:prstTxWarp>
-                        <a:noAutofit/>
-                      </wps:bodyPr>
-                    </wps:wsp>
-                  </a:graphicData>
-                </a:graphic>
-                <wp14:sizeRelH relativeFrom="margin">
-                  <wp14:pctWidth>0</wp14:pctWidth>
-                </wp14:sizeRelH>
-                <wp14:sizeRelV relativeFrom="margin">
-                  <wp14:pctHeight>0</wp14:pctHeight>
-                </wp14:sizeRelV>
-              </wp:anchor>
-            </w:drawing>
-          </mc:Choice>
-          <mc:Fallback xmlns:arto="http://schemas.microsoft.com/office/word/2006/arto" xmlns:a14="http://schemas.microsoft.com/office/drawing/2010/main" xmlns:pic="http://schemas.openxmlformats.org/drawingml/2006/picture" xmlns:a="http://schemas.openxmlformats.org/drawingml/2006/main">
-            <w:pict>
-              <v:shape id="Freeform: Shape 23" style="position:absolute;margin-left:0;margin-top:-71.9pt;width:648.9pt;height:112.05pt;z-index:-251658229;visibility:visible;mso-wrap-style:square;mso-width-percent:0;mso-height-percent:0;mso-wrap-distance-left:9pt;mso-wrap-distance-top:0;mso-wrap-distance-right:9pt;mso-wrap-distance-bottom:0;mso-position-horizontal:left;mso-position-horizontal-relative:page;mso-position-vertical:absolute;mso-position-vertical-relative:text;mso-width-percent:0;mso-height-percent:0;mso-width-relative:margin;mso-height-relative:margin;v-text-anchor:middle" coordsize="6000750,904875" o:spid="_x0000_s1026" fillcolor="#002973" stroked="f" path="m7144,7144r,606742c647224,1034891,2136934,964406,3546634,574834,4882039,205264,5998369,893921,5998369,893921r,-886777l7144,7144xe" o:gfxdata="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" w14:anchorId="5E6B081E">
-                <v:fill type="gradient" color2="#0051e6" angle="90" focus="100%" rotate="t"/>
-                <v:stroke joinstyle="miter"/>
-                <v:path arrowok="t" o:connecttype="custom" o:connectlocs="9811,11237;9811,965604;4870598,904178;8237569,1406082;8237569,11237;9811,11237" o:connectangles="0,0,0,0,0,0"/>
-                <w10:wrap anchorx="page"/>
-              </v:shape>
-            </w:pict>
-          </mc:Fallback>
-        </mc:AlternateContent>
-      </w:r>
-      <w:r>
-        <w:rPr>
-          <w:noProof/>
-        </w:rPr>
-        <mc:AlternateContent>
-          <mc:Choice Requires="wps">
-            <w:drawing>
-              <wp:anchor distT="0" distB="0" distL="114300" distR="114300" simplePos="0" relativeHeight="251658244" behindDoc="1" locked="0" layoutInCell="1" allowOverlap="1" wp14:anchorId="4CA92D5E" wp14:editId="4B9EEE12">
-                <wp:simplePos x="0" y="0"/>
-                <wp:positionH relativeFrom="column">
-                  <wp:posOffset>2284628</wp:posOffset>
-                </wp:positionH>
-                <wp:positionV relativeFrom="paragraph">
-                  <wp:posOffset>-504092</wp:posOffset>
-                </wp:positionV>
-                <wp:extent cx="5323844" cy="2771712"/>
-                <wp:effectExtent l="0" t="0" r="0" b="0"/>
-                <wp:wrapNone/>
-                <wp:docPr id="2121600908" name="Freeform: Shape 20"/>
-                <wp:cNvGraphicFramePr/>
-                <a:graphic xmlns:a="http://schemas.openxmlformats.org/drawingml/2006/main">
-                  <a:graphicData uri="http://schemas.microsoft.com/office/word/2010/wordprocessingShape">
-                    <wps:wsp>
-                      <wps:cNvSpPr/>
-                      <wps:spPr>
-                        <a:xfrm>
-                          <a:off x="0" y="0"/>
-                          <a:ext cx="5323844" cy="2771712"/>
-                        </a:xfrm>
-                        <a:custGeom>
-                          <a:avLst/>
-                          <a:gdLst>
-                            <a:gd name="connsiteX0" fmla="*/ 3869531 w 3876675"/>
-                            <a:gd name="connsiteY0" fmla="*/ 1359694 h 1762125"/>
-                            <a:gd name="connsiteX1" fmla="*/ 2359819 w 3876675"/>
-                            <a:gd name="connsiteY1" fmla="*/ 1744504 h 1762125"/>
-                            <a:gd name="connsiteX2" fmla="*/ 7144 w 3876675"/>
-                            <a:gd name="connsiteY2" fmla="*/ 1287304 h 1762125"/>
-                            <a:gd name="connsiteX3" fmla="*/ 7144 w 3876675"/>
-                            <a:gd name="connsiteY3" fmla="*/ 7144 h 1762125"/>
-                            <a:gd name="connsiteX4" fmla="*/ 3869531 w 3876675"/>
-                            <a:gd name="connsiteY4" fmla="*/ 7144 h 1762125"/>
-                            <a:gd name="connsiteX5" fmla="*/ 3869531 w 3876675"/>
-                            <a:gd name="connsiteY5" fmla="*/ 1359694 h 1762125"/>
-                          </a:gdLst>
-                          <a:ahLst/>
-                          <a:cxnLst>
-                            <a:cxn ang="0">
-                              <a:pos x="connsiteX0" y="connsiteY0"/>
-                            </a:cxn>
-                            <a:cxn ang="0">
-                              <a:pos x="connsiteX1" y="connsiteY1"/>
-                            </a:cxn>
-                            <a:cxn ang="0">
-                              <a:pos x="connsiteX2" y="connsiteY2"/>
-                            </a:cxn>
-                            <a:cxn ang="0">
-                              <a:pos x="connsiteX3" y="connsiteY3"/>
-                            </a:cxn>
-                            <a:cxn ang="0">
-                              <a:pos x="connsiteX4" y="connsiteY4"/>
-                            </a:cxn>
-                            <a:cxn ang="0">
-                              <a:pos x="connsiteX5" y="connsiteY5"/>
-                            </a:cxn>
-                          </a:cxnLst>
-                          <a:rect l="l" t="t" r="r" b="b"/>
-                          <a:pathLst>
-                            <a:path w="3876675" h="1762125">
-                              <a:moveTo>
-                                <a:pt x="3869531" y="1359694"/>
-                              </a:moveTo>
-                              <a:cubicBezTo>
-                                <a:pt x="3869531" y="1359694"/>
-                                <a:pt x="3379946" y="1834039"/>
-                                <a:pt x="2359819" y="1744504"/>
-                              </a:cubicBezTo>
-                              <a:cubicBezTo>
-                                <a:pt x="1339691" y="1654969"/>
-                                <a:pt x="936784" y="1180624"/>
-                                <a:pt x="7144" y="1287304"/>
-                              </a:cubicBezTo>
-                              <a:lnTo>
-                                <a:pt x="7144" y="7144"/>
-                              </a:lnTo>
-                              <a:lnTo>
-                                <a:pt x="3869531" y="7144"/>
-                              </a:lnTo>
-                              <a:lnTo>
-                                <a:pt x="3869531" y="1359694"/>
-                              </a:lnTo>
-                              <a:close/>
-                            </a:path>
-                          </a:pathLst>
-                        </a:custGeom>
-                        <a:solidFill>
-                          <a:srgbClr val="6697F0"/>
-                        </a:solidFill>
-                        <a:ln w="9525" cap="flat">
-                          <a:noFill/>
-                          <a:prstDash val="solid"/>
-                          <a:miter/>
-                        </a:ln>
-                      </wps:spPr>
-                      <wps:bodyPr rot="0" spcFirstLastPara="0" vertOverflow="overflow" horzOverflow="overflow" vert="horz" wrap="square" lIns="91440" tIns="45720" rIns="91440" bIns="45720" numCol="1" spcCol="0" rtlCol="0" fromWordArt="0" anchor="ctr" anchorCtr="0" forceAA="0" compatLnSpc="1">
-                        <a:prstTxWarp prst="textNoShape">
-                          <a:avLst/>
-                        </a:prstTxWarp>
-                        <a:noAutofit/>
-                      </wps:bodyPr>
-                    </wps:wsp>
-                  </a:graphicData>
-                </a:graphic>
-              </wp:anchor>
-            </w:drawing>
-          </mc:Choice>
-          <mc:Fallback xmlns:arto="http://schemas.microsoft.com/office/word/2006/arto" xmlns:a14="http://schemas.microsoft.com/office/drawing/2010/main" xmlns:pic="http://schemas.openxmlformats.org/drawingml/2006/picture" xmlns:a="http://schemas.openxmlformats.org/drawingml/2006/main">
-            <w:pict>
-              <v:shape id="Freeform: Shape 20" style="position:absolute;margin-left:179.9pt;margin-top:-39.7pt;width:419.2pt;height:218.25pt;z-index:-251658231;visibility:visible;mso-wrap-style:square;mso-wrap-distance-left:9pt;mso-wrap-distance-top:0;mso-wrap-distance-right:9pt;mso-wrap-distance-bottom:0;mso-position-horizontal:absolute;mso-position-horizontal-relative:text;mso-position-vertical:absolute;mso-position-vertical-relative:text;v-text-anchor:middle" coordsize="3876675,1762125" o:spid="_x0000_s1026" fillcolor="#6697f0" stroked="f" path="m3869531,1359694v,,-489585,474345,-1509712,384810c1339691,1654969,936784,1180624,7144,1287304l7144,7144r3862387,l3869531,1359694xe" o:gfxdata="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" w14:anchorId="5E01956F">
-                <v:stroke joinstyle="miter"/>
-                <v:path arrowok="t" o:connecttype="custom" o:connectlocs="5314033,2138713;3240743,2743995;9811,2024848;9811,11237;5314033,11237;5314033,2138713" o:connectangles="0,0,0,0,0,0"/>
-              </v:shape>
-            </w:pict>
-          </mc:Fallback>
-        </mc:AlternateContent>
-      </w:r>
+      <w:bookmarkStart w:id="0" w:name="_Hlk178341013"/>
     </w:p>
     <w:tbl>
       <w:tblPr>
@@ -309,198 +38,6 @@
                 <w:color w:val="000000" w:themeColor="text1"/>
               </w:rPr>
             </w:pPr>
-            <w:r>
-              <w:rPr>
-                <w:noProof/>
-              </w:rPr>
-              <mc:AlternateContent>
-                <mc:Choice Requires="wps">
-                  <w:drawing>
-                    <wp:anchor distT="0" distB="0" distL="114300" distR="114300" simplePos="0" relativeHeight="251658245" behindDoc="1" locked="0" layoutInCell="1" allowOverlap="1" wp14:anchorId="20C19E36" wp14:editId="33F8A784">
-                      <wp:simplePos x="0" y="0"/>
-                      <wp:positionH relativeFrom="page">
-                        <wp:posOffset>0</wp:posOffset>
-                      </wp:positionH>
-                      <wp:positionV relativeFrom="paragraph">
-                        <wp:posOffset>-1570355</wp:posOffset>
-                      </wp:positionV>
-                      <wp:extent cx="8240839" cy="3026410"/>
-                      <wp:effectExtent l="0" t="0" r="8255" b="2540"/>
-                      <wp:wrapNone/>
-                      <wp:docPr id="1368922108" name="Freeform: Shape 22"/>
-                      <wp:cNvGraphicFramePr/>
-                      <a:graphic xmlns:a="http://schemas.openxmlformats.org/drawingml/2006/main">
-                        <a:graphicData uri="http://schemas.microsoft.com/office/word/2010/wordprocessingShape">
-                          <wps:wsp>
-                            <wps:cNvSpPr/>
-                            <wps:spPr>
-                              <a:xfrm>
-                                <a:off x="0" y="0"/>
-                                <a:ext cx="8240839" cy="3026410"/>
-                              </a:xfrm>
-                              <a:custGeom>
-                                <a:avLst/>
-                                <a:gdLst>
-                                  <a:gd name="connsiteX0" fmla="*/ 7144 w 6000750"/>
-                                  <a:gd name="connsiteY0" fmla="*/ 1699736 h 1924050"/>
-                                  <a:gd name="connsiteX1" fmla="*/ 2934176 w 6000750"/>
-                                  <a:gd name="connsiteY1" fmla="*/ 1484471 h 1924050"/>
-                                  <a:gd name="connsiteX2" fmla="*/ 5998369 w 6000750"/>
-                                  <a:gd name="connsiteY2" fmla="*/ 893921 h 1924050"/>
-                                  <a:gd name="connsiteX3" fmla="*/ 5998369 w 6000750"/>
-                                  <a:gd name="connsiteY3" fmla="*/ 7144 h 1924050"/>
-                                  <a:gd name="connsiteX4" fmla="*/ 7144 w 6000750"/>
-                                  <a:gd name="connsiteY4" fmla="*/ 7144 h 1924050"/>
-                                  <a:gd name="connsiteX5" fmla="*/ 7144 w 6000750"/>
-                                  <a:gd name="connsiteY5" fmla="*/ 1699736 h 1924050"/>
-                                </a:gdLst>
-                                <a:ahLst/>
-                                <a:cxnLst>
-                                  <a:cxn ang="0">
-                                    <a:pos x="connsiteX0" y="connsiteY0"/>
-                                  </a:cxn>
-                                  <a:cxn ang="0">
-                                    <a:pos x="connsiteX1" y="connsiteY1"/>
-                                  </a:cxn>
-                                  <a:cxn ang="0">
-                                    <a:pos x="connsiteX2" y="connsiteY2"/>
-                                  </a:cxn>
-                                  <a:cxn ang="0">
-                                    <a:pos x="connsiteX3" y="connsiteY3"/>
-                                  </a:cxn>
-                                  <a:cxn ang="0">
-                                    <a:pos x="connsiteX4" y="connsiteY4"/>
-                                  </a:cxn>
-                                  <a:cxn ang="0">
-                                    <a:pos x="connsiteX5" y="connsiteY5"/>
-                                  </a:cxn>
-                                </a:cxnLst>
-                                <a:rect l="l" t="t" r="r" b="b"/>
-                                <a:pathLst>
-                                  <a:path w="6000750" h="1924050">
-                                    <a:moveTo>
-                                      <a:pt x="7144" y="1699736"/>
-                                    </a:moveTo>
-                                    <a:cubicBezTo>
-                                      <a:pt x="7144" y="1699736"/>
-                                      <a:pt x="1410176" y="2317909"/>
-                                      <a:pt x="2934176" y="1484471"/>
-                                    </a:cubicBezTo>
-                                    <a:cubicBezTo>
-                                      <a:pt x="4459129" y="651986"/>
-                                      <a:pt x="5998369" y="893921"/>
-                                      <a:pt x="5998369" y="893921"/>
-                                    </a:cubicBezTo>
-                                    <a:lnTo>
-                                      <a:pt x="5998369" y="7144"/>
-                                    </a:lnTo>
-                                    <a:lnTo>
-                                      <a:pt x="7144" y="7144"/>
-                                    </a:lnTo>
-                                    <a:lnTo>
-                                      <a:pt x="7144" y="1699736"/>
-                                    </a:lnTo>
-                                    <a:close/>
-                                  </a:path>
-                                </a:pathLst>
-                              </a:custGeom>
-                              <a:solidFill>
-                                <a:srgbClr val="00205C"/>
-                              </a:solidFill>
-                              <a:ln w="9525" cap="flat">
-                                <a:noFill/>
-                                <a:prstDash val="solid"/>
-                                <a:miter/>
-                              </a:ln>
-                            </wps:spPr>
-                            <wps:bodyPr rot="0" spcFirstLastPara="0" vertOverflow="overflow" horzOverflow="overflow" vert="horz" wrap="square" lIns="91440" tIns="45720" rIns="91440" bIns="45720" numCol="1" spcCol="0" rtlCol="0" fromWordArt="0" anchor="ctr" anchorCtr="0" forceAA="0" compatLnSpc="1">
-                              <a:prstTxWarp prst="textNoShape">
-                                <a:avLst/>
-                              </a:prstTxWarp>
-                              <a:noAutofit/>
-                            </wps:bodyPr>
-                          </wps:wsp>
-                        </a:graphicData>
-                      </a:graphic>
-                      <wp14:sizeRelH relativeFrom="margin">
-                        <wp14:pctWidth>0</wp14:pctWidth>
-                      </wp14:sizeRelH>
-                      <wp14:sizeRelV relativeFrom="margin">
-                        <wp14:pctHeight>0</wp14:pctHeight>
-                      </wp14:sizeRelV>
-                    </wp:anchor>
-                  </w:drawing>
-                </mc:Choice>
-                <mc:Fallback xmlns:arto="http://schemas.microsoft.com/office/word/2006/arto" xmlns:a14="http://schemas.microsoft.com/office/drawing/2010/main" xmlns:pic="http://schemas.openxmlformats.org/drawingml/2006/picture" xmlns:a="http://schemas.openxmlformats.org/drawingml/2006/main">
-                  <w:pict>
-                    <v:shape id="Freeform: Shape 22" style="position:absolute;margin-left:0;margin-top:-123.65pt;width:648.9pt;height:238.3pt;z-index:-251658230;visibility:visible;mso-wrap-style:square;mso-width-percent:0;mso-height-percent:0;mso-wrap-distance-left:9pt;mso-wrap-distance-top:0;mso-wrap-distance-right:9pt;mso-wrap-distance-bottom:0;mso-position-horizontal:absolute;mso-position-horizontal-relative:page;mso-position-vertical:absolute;mso-position-vertical-relative:text;mso-width-percent:0;mso-height-percent:0;mso-width-relative:margin;mso-height-relative:margin;v-text-anchor:middle" coordsize="6000750,1924050" o:spid="_x0000_s1026" fillcolor="#00205c" stroked="f" path="m7144,1699736v,,1403032,618173,2927032,-215265c4459129,651986,5998369,893921,5998369,893921r,-886777l7144,7144r,1692592xe" o:gfxdata="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" w14:anchorId="7D29CE58">
-                      <v:stroke joinstyle="miter"/>
-                      <v:path arrowok="t" o:connecttype="custom" o:connectlocs="9811,2673578;4029508,2334980;8237569,1406082;8237569,11237;9811,11237;9811,2673578" o:connectangles="0,0,0,0,0,0"/>
-                      <w10:wrap anchorx="page"/>
-                    </v:shape>
-                  </w:pict>
-                </mc:Fallback>
-              </mc:AlternateContent>
-            </w:r>
-            <w:r>
-              <w:rPr>
-                <w:b/>
-                <w:bCs/>
-                <w:noProof/>
-                <w:color w:val="156082" w:themeColor="accent1"/>
-                <w:sz w:val="36"/>
-                <w:szCs w:val="36"/>
-                <w:lang w:val="en-IN"/>
-              </w:rPr>
-              <w:drawing>
-                <wp:inline distT="0" distB="0" distL="0" distR="0" wp14:anchorId="3CC473F0" wp14:editId="427FD7DA">
-                  <wp:extent cx="2019300" cy="1135856"/>
-                  <wp:effectExtent l="0" t="0" r="0" b="0"/>
-                  <wp:docPr id="104714043" name="Picture 2" descr="A white text on a black background&#10;&#10;Description automatically generated"/>
-                  <wp:cNvGraphicFramePr>
-                    <a:graphicFrameLocks xmlns:a="http://schemas.openxmlformats.org/drawingml/2006/main" noChangeAspect="1"/>
-                  </wp:cNvGraphicFramePr>
-                  <a:graphic xmlns:a="http://schemas.openxmlformats.org/drawingml/2006/main">
-                    <a:graphicData uri="http://schemas.openxmlformats.org/drawingml/2006/picture">
-                      <pic:pic xmlns:pic="http://schemas.openxmlformats.org/drawingml/2006/picture">
-                        <pic:nvPicPr>
-                          <pic:cNvPr id="104714043" name="Picture 2" descr="A white text on a black background&#10;&#10;Description automatically generated"/>
-                          <pic:cNvPicPr>
-                            <a:picLocks noChangeAspect="1" noChangeArrowheads="1"/>
-                          </pic:cNvPicPr>
-                        </pic:nvPicPr>
-                        <pic:blipFill>
-                          <a:blip r:embed="rId11">
-                            <a:extLst>
-                              <a:ext uri="{28A0092B-C50C-407E-A947-70E740481C1C}">
-                                <a14:useLocalDpi xmlns:a14="http://schemas.microsoft.com/office/drawing/2010/main" val="0"/>
-                              </a:ext>
-                            </a:extLst>
-                          </a:blip>
-                          <a:srcRect/>
-                          <a:stretch>
-                            <a:fillRect/>
-                          </a:stretch>
-                        </pic:blipFill>
-                        <pic:spPr bwMode="auto">
-                          <a:xfrm>
-                            <a:off x="0" y="0"/>
-                            <a:ext cx="2022688" cy="1137762"/>
-                          </a:xfrm>
-                          <a:prstGeom prst="rect">
-                            <a:avLst/>
-                          </a:prstGeom>
-                          <a:noFill/>
-                          <a:ln>
-                            <a:noFill/>
-                          </a:ln>
-                        </pic:spPr>
-                      </pic:pic>
-                    </a:graphicData>
-                  </a:graphic>
-                </wp:inline>
-              </w:drawing>
-            </w:r>
           </w:p>
         </w:tc>
       </w:tr>
@@ -519,135 +56,6 @@
       <w:pPr>
         <w:spacing w:line="240" w:lineRule="auto"/>
       </w:pPr>
-      <w:r>
-        <w:rPr>
-          <w:noProof/>
-        </w:rPr>
-        <mc:AlternateContent>
-          <mc:Choice Requires="wps">
-            <w:drawing>
-              <wp:anchor distT="0" distB="0" distL="114300" distR="114300" simplePos="0" relativeHeight="251658247" behindDoc="1" locked="0" layoutInCell="1" allowOverlap="1" wp14:anchorId="2606DB31" wp14:editId="15C1CCB1">
-                <wp:simplePos x="0" y="0"/>
-                <wp:positionH relativeFrom="column">
-                  <wp:posOffset>3761105</wp:posOffset>
-                </wp:positionH>
-                <wp:positionV relativeFrom="paragraph">
-                  <wp:posOffset>97790</wp:posOffset>
-                </wp:positionV>
-                <wp:extent cx="3871886" cy="1303454"/>
-                <wp:effectExtent l="0" t="0" r="0" b="0"/>
-                <wp:wrapNone/>
-                <wp:docPr id="43543003" name="Freeform: Shape 24"/>
-                <wp:cNvGraphicFramePr/>
-                <a:graphic xmlns:a="http://schemas.openxmlformats.org/drawingml/2006/main">
-                  <a:graphicData uri="http://schemas.microsoft.com/office/word/2010/wordprocessingShape">
-                    <wps:wsp>
-                      <wps:cNvSpPr/>
-                      <wps:spPr>
-                        <a:xfrm>
-                          <a:off x="0" y="0"/>
-                          <a:ext cx="3871886" cy="1303454"/>
-                        </a:xfrm>
-                        <a:custGeom>
-                          <a:avLst/>
-                          <a:gdLst>
-                            <a:gd name="connsiteX0" fmla="*/ 7144 w 2819400"/>
-                            <a:gd name="connsiteY0" fmla="*/ 481489 h 828675"/>
-                            <a:gd name="connsiteX1" fmla="*/ 1305401 w 2819400"/>
-                            <a:gd name="connsiteY1" fmla="*/ 812959 h 828675"/>
-                            <a:gd name="connsiteX2" fmla="*/ 2815114 w 2819400"/>
-                            <a:gd name="connsiteY2" fmla="*/ 428149 h 828675"/>
-                            <a:gd name="connsiteX3" fmla="*/ 2815114 w 2819400"/>
-                            <a:gd name="connsiteY3" fmla="*/ 7144 h 828675"/>
-                            <a:gd name="connsiteX4" fmla="*/ 7144 w 2819400"/>
-                            <a:gd name="connsiteY4" fmla="*/ 481489 h 828675"/>
-                          </a:gdLst>
-                          <a:ahLst/>
-                          <a:cxnLst>
-                            <a:cxn ang="0">
-                              <a:pos x="connsiteX0" y="connsiteY0"/>
-                            </a:cxn>
-                            <a:cxn ang="0">
-                              <a:pos x="connsiteX1" y="connsiteY1"/>
-                            </a:cxn>
-                            <a:cxn ang="0">
-                              <a:pos x="connsiteX2" y="connsiteY2"/>
-                            </a:cxn>
-                            <a:cxn ang="0">
-                              <a:pos x="connsiteX3" y="connsiteY3"/>
-                            </a:cxn>
-                            <a:cxn ang="0">
-                              <a:pos x="connsiteX4" y="connsiteY4"/>
-                            </a:cxn>
-                          </a:cxnLst>
-                          <a:rect l="l" t="t" r="r" b="b"/>
-                          <a:pathLst>
-                            <a:path w="2819400" h="828675">
-                              <a:moveTo>
-                                <a:pt x="7144" y="481489"/>
-                              </a:moveTo>
-                              <a:cubicBezTo>
-                                <a:pt x="380524" y="602456"/>
-                                <a:pt x="751999" y="764381"/>
-                                <a:pt x="1305401" y="812959"/>
-                              </a:cubicBezTo>
-                              <a:cubicBezTo>
-                                <a:pt x="2325529" y="902494"/>
-                                <a:pt x="2815114" y="428149"/>
-                                <a:pt x="2815114" y="428149"/>
-                              </a:cubicBezTo>
-                              <a:lnTo>
-                                <a:pt x="2815114" y="7144"/>
-                              </a:lnTo>
-                              <a:cubicBezTo>
-                                <a:pt x="2332196" y="236696"/>
-                                <a:pt x="1376839" y="568166"/>
-                                <a:pt x="7144" y="481489"/>
-                              </a:cubicBezTo>
-                              <a:close/>
-                            </a:path>
-                          </a:pathLst>
-                        </a:custGeom>
-                        <a:gradFill>
-                          <a:gsLst>
-                            <a:gs pos="0">
-                              <a:srgbClr val="80A8F3"/>
-                            </a:gs>
-                            <a:gs pos="100000">
-                              <a:srgbClr val="0051E6"/>
-                            </a:gs>
-                          </a:gsLst>
-                          <a:lin ang="0" scaled="1"/>
-                        </a:gradFill>
-                        <a:ln w="9525" cap="flat">
-                          <a:noFill/>
-                          <a:prstDash val="solid"/>
-                          <a:miter/>
-                        </a:ln>
-                      </wps:spPr>
-                      <wps:bodyPr rot="0" spcFirstLastPara="0" vertOverflow="overflow" horzOverflow="overflow" vert="horz" wrap="square" lIns="91440" tIns="45720" rIns="91440" bIns="45720" numCol="1" spcCol="0" rtlCol="0" fromWordArt="0" anchor="ctr" anchorCtr="0" forceAA="0" compatLnSpc="1">
-                        <a:prstTxWarp prst="textNoShape">
-                          <a:avLst/>
-                        </a:prstTxWarp>
-                        <a:noAutofit/>
-                      </wps:bodyPr>
-                    </wps:wsp>
-                  </a:graphicData>
-                </a:graphic>
-              </wp:anchor>
-            </w:drawing>
-          </mc:Choice>
-          <mc:Fallback xmlns:arto="http://schemas.microsoft.com/office/word/2006/arto" xmlns:a14="http://schemas.microsoft.com/office/drawing/2010/main" xmlns:pic="http://schemas.openxmlformats.org/drawingml/2006/picture" xmlns:a="http://schemas.openxmlformats.org/drawingml/2006/main">
-            <w:pict>
-              <v:shape id="Freeform: Shape 24" style="position:absolute;margin-left:296.15pt;margin-top:7.7pt;width:304.85pt;height:102.65pt;z-index:-251658228;visibility:visible;mso-wrap-style:square;mso-wrap-distance-left:9pt;mso-wrap-distance-top:0;mso-wrap-distance-right:9pt;mso-wrap-distance-bottom:0;mso-position-horizontal:absolute;mso-position-horizontal-relative:text;mso-position-vertical:absolute;mso-position-vertical-relative:text;v-text-anchor:middle" coordsize="2819400,828675" o:spid="_x0000_s1026" fillcolor="#80a8f3" stroked="f" path="m7144,481489c380524,602456,751999,764381,1305401,812959,2325529,902494,2815114,428149,2815114,428149r,-421005c2332196,236696,1376839,568166,7144,481489xe" o:gfxdata="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" w14:anchorId="28AE0766">
-                <v:fill type="gradient" color2="#0051e6" angle="90" focus="100%"/>
-                <v:stroke joinstyle="miter"/>
-                <v:path arrowok="t" o:connecttype="custom" o:connectlocs="9811,757352;1792709,1278734;3866000,673452;3866000,11237;9811,757352" o:connectangles="0,0,0,0,0"/>
-              </v:shape>
-            </w:pict>
-          </mc:Fallback>
-        </mc:AlternateContent>
-      </w:r>
     </w:p>
     <w:p>
       <w:pPr>
@@ -812,7 +220,7 @@
               </wp:anchor>
             </w:drawing>
           </mc:Choice>
-          <mc:Fallback xmlns:arto="http://schemas.microsoft.com/office/word/2006/arto" xmlns:a14="http://schemas.microsoft.com/office/drawing/2010/main" xmlns:pic="http://schemas.openxmlformats.org/drawingml/2006/picture" xmlns:a="http://schemas.openxmlformats.org/drawingml/2006/main">
+          <mc:Fallback xmlns:a="http://schemas.openxmlformats.org/drawingml/2006/main" xmlns:pic="http://schemas.openxmlformats.org/drawingml/2006/picture" xmlns:a14="http://schemas.microsoft.com/office/drawing/2010/main" xmlns:arto="http://schemas.microsoft.com/office/word/2006/arto">
             <w:pict>
               <v:line id="Straight Connector 5" style="position:absolute;z-index:251658253;visibility:visible;mso-wrap-style:square;mso-width-percent:0;mso-height-percent:0;mso-wrap-distance-left:9pt;mso-wrap-distance-top:0;mso-wrap-distance-right:9pt;mso-wrap-distance-bottom:0;mso-position-horizontal:absolute;mso-position-horizontal-relative:text;mso-position-vertical:absolute;mso-position-vertical-relative:text;mso-width-percent:0;mso-height-percent:0;mso-width-relative:margin;mso-height-relative:margin" o:spid="_x0000_s1026" strokecolor="#156082 [3204]" strokeweight="1.5pt" from=".45pt,10pt" to="447.8pt,10.45pt" w14:anchorId="37030750" o:gfxdata="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">
                 <v:stroke joinstyle="miter" dashstyle="1 1"/>
@@ -1350,22 +758,19 @@
           <w:sz w:val="24"/>
           <w:szCs w:val="24"/>
         </w:rPr>
+        <w:t xml:space="preserve"> Given</w:t>
+      </w:r>
+      <w:r>
+        <w:rPr>
+          <w:rFonts w:ascii="Nokia Pure Headline" w:hAnsi="Nokia Pure Headline"/>
+          <w:b/>
+          <w:bCs/>
+          <w:color w:val="0D0D0D" w:themeColor="text1" w:themeTint="F2"/>
+          <w:sz w:val="24"/>
+          <w:szCs w:val="24"/>
+        </w:rPr>
         <w:t xml:space="preserve"> </w:t>
       </w:r>
-      <w:hyperlink r:id="rId12" w:tgtFrame="_blank" w:tooltip="https://github.com/bluedata-consulting/nokia/blob/d99b42f7870d6a98993b5a3444f5ee6b1fa11c23/database%20administrator/level%202/nosql%20databases%20(mongodb)/labs/lab%206/resources/telecom_dataset_v2.json" w:history="1">
-        <w:r>
-          <w:rPr>
-            <w:rStyle w:val="Hyperlink"/>
-            <w:rFonts w:ascii="Nokia Pure Headline" w:hAnsi="Nokia Pure Headline"/>
-            <w:b/>
-            <w:bCs/>
-            <w:color w:val="4B8090" w:themeColor="hyperlink" w:themeTint="F2"/>
-            <w:sz w:val="24"/>
-            <w:szCs w:val="24"/>
-          </w:rPr>
-          <w:t>https://github.com/Bluedata-Consulting/NOKIA/blob/d99b42f7870d6a98993b5a3444f5ee6b1fa11c23/Database%20Administrator/Level%202/NoSQL%20Databases%20(MongoDB)/Labs/Lab%206/Resources/telecom_dataset_v2.json</w:t>
-        </w:r>
-      </w:hyperlink>
     </w:p>
     <w:p>
       <w:pPr>
@@ -1668,7 +1073,6 @@
           <w:sz w:val="24"/>
           <w:szCs w:val="24"/>
         </w:rPr>
-        <w:lastRenderedPageBreak/>
         <w:t>Perform bulk deletion of customers based on specific criteria using Mongo Shell.</w:t>
       </w:r>
     </w:p>
@@ -1731,6 +1135,7 @@
           <w:sz w:val="24"/>
           <w:szCs w:val="24"/>
         </w:rPr>
+        <w:lastRenderedPageBreak/>
         <w:t>Perform atomic updates, such as incrementing customer tenure, using Mongo Shell.</w:t>
       </w:r>
     </w:p>
@@ -1939,7 +1344,7 @@
         <w:t>Solution</w:t>
       </w:r>
     </w:p>
-    <w:bookmarkEnd w:id="1"/>
+    <w:bookmarkEnd w:id="0"/>
     <w:p>
       <w:pPr>
         <w:pStyle w:val="Heading5"/>
@@ -2340,7 +1745,7 @@
                     <pic:cNvPicPr/>
                   </pic:nvPicPr>
                   <pic:blipFill>
-                    <a:blip r:embed="rId13"/>
+                    <a:blip r:embed="rId11"/>
                     <a:stretch>
                       <a:fillRect/>
                     </a:stretch>
@@ -2508,7 +1913,7 @@
                     <pic:cNvPicPr/>
                   </pic:nvPicPr>
                   <pic:blipFill>
-                    <a:blip r:embed="rId14"/>
+                    <a:blip r:embed="rId12"/>
                     <a:stretch>
                       <a:fillRect/>
                     </a:stretch>
@@ -2566,7 +1971,7 @@
           <w:szCs w:val="24"/>
         </w:rPr>
       </w:pPr>
-      <w:bookmarkStart w:id="2" w:name="_Hlk179188713"/>
+      <w:bookmarkStart w:id="1" w:name="_Hlk179188713"/>
       <w:r>
         <w:rPr>
           <w:rFonts w:ascii="Nokia Pure Headline" w:eastAsia="Calibri" w:hAnsi="Nokia Pure Headline" w:cs="Calibri"/>
@@ -2583,7 +1988,7 @@
         </w:rPr>
         <w:t>will be visible in Customers collection.</w:t>
       </w:r>
-      <w:bookmarkEnd w:id="2"/>
+      <w:bookmarkEnd w:id="1"/>
     </w:p>
     <w:p>
       <w:pPr>
@@ -2610,7 +2015,7 @@
                     <pic:cNvPicPr/>
                   </pic:nvPicPr>
                   <pic:blipFill>
-                    <a:blip r:embed="rId15"/>
+                    <a:blip r:embed="rId13"/>
                     <a:stretch>
                       <a:fillRect/>
                     </a:stretch>
@@ -2720,7 +2125,7 @@
           <w:szCs w:val="24"/>
         </w:rPr>
       </w:pPr>
-      <w:bookmarkStart w:id="3" w:name="_Hlk179188951"/>
+      <w:bookmarkStart w:id="2" w:name="_Hlk179188951"/>
       <w:r>
         <w:rPr>
           <w:rFonts w:ascii="Nokia Pure Headline" w:eastAsia="Calibri" w:hAnsi="Nokia Pure Headline" w:cs="Calibri"/>
@@ -2732,7 +2137,7 @@
         <w:t>Query Data (MongoDB Compass):</w:t>
       </w:r>
     </w:p>
-    <w:bookmarkEnd w:id="3"/>
+    <w:bookmarkEnd w:id="2"/>
     <w:p>
       <w:pPr>
         <w:pStyle w:val="ListParagraph"/>
@@ -2844,7 +2249,6 @@
                                 <w:lang w:eastAsia="en-IN" w:bidi="gu-IN"/>
                               </w:rPr>
                             </w:pPr>
-                            <w:proofErr w:type="gramStart"/>
                             <w:r>
                               <w:rPr>
                                 <w:rFonts w:ascii="Consolas" w:eastAsia="Times New Roman" w:hAnsi="Consolas" w:cs="Times New Roman"/>
@@ -2866,7 +2270,6 @@
                               <w:t>"</w:t>
                             </w:r>
                             <w:proofErr w:type="spellStart"/>
-                            <w:proofErr w:type="gramEnd"/>
                             <w:r>
                               <w:rPr>
                                 <w:rFonts w:ascii="Consolas" w:eastAsia="Times New Roman" w:hAnsi="Consolas" w:cs="Times New Roman"/>
@@ -2946,7 +2349,7 @@
               </wp:inline>
             </w:drawing>
           </mc:Choice>
-          <mc:Fallback xmlns:a14="http://schemas.microsoft.com/office/drawing/2010/main" xmlns:pic="http://schemas.openxmlformats.org/drawingml/2006/picture" xmlns:a="http://schemas.openxmlformats.org/drawingml/2006/main">
+          <mc:Fallback xmlns:a="http://schemas.openxmlformats.org/drawingml/2006/main" xmlns:pic="http://schemas.openxmlformats.org/drawingml/2006/picture" xmlns:a14="http://schemas.microsoft.com/office/drawing/2010/main">
             <w:pict>
               <v:shapetype id="_x0000_t202" coordsize="21600,21600" o:spt="202" path="m,l,21600r21600,l21600,xe" w14:anchorId="617CA1F0">
                 <v:stroke joinstyle="miter"/>
@@ -3127,7 +2530,7 @@
                     <pic:cNvPicPr/>
                   </pic:nvPicPr>
                   <pic:blipFill>
-                    <a:blip r:embed="rId16"/>
+                    <a:blip r:embed="rId14"/>
                     <a:stretch>
                       <a:fillRect/>
                     </a:stretch>
@@ -3293,7 +2696,6 @@
                               </w:rPr>
                             </w:pPr>
                             <w:proofErr w:type="spellStart"/>
-                            <w:proofErr w:type="gramStart"/>
                             <w:r>
                               <w:rPr>
                                 <w:rFonts w:ascii="Consolas" w:eastAsia="Times New Roman" w:hAnsi="Consolas" w:cs="Times New Roman"/>
@@ -3305,7 +2707,6 @@
                               <w:t>db.Customers.find</w:t>
                             </w:r>
                             <w:proofErr w:type="spellEnd"/>
-                            <w:proofErr w:type="gramEnd"/>
                             <w:r>
                               <w:rPr>
                                 <w:rFonts w:ascii="Consolas" w:eastAsia="Times New Roman" w:hAnsi="Consolas" w:cs="Times New Roman"/>
@@ -3464,18 +2865,7 @@
                                 <w:szCs w:val="21"/>
                                 <w:lang w:eastAsia="en-IN" w:bidi="gu-IN"/>
                               </w:rPr>
-                              <w:t xml:space="preserve">: </w:t>
-                            </w:r>
-                            <w:proofErr w:type="gramStart"/>
-                            <w:r>
-                              <w:rPr>
-                                <w:rFonts w:ascii="Consolas" w:eastAsia="Times New Roman" w:hAnsi="Consolas" w:cs="Times New Roman"/>
-                                <w:color w:val="CCCCCC"/>
-                                <w:sz w:val="21"/>
-                                <w:szCs w:val="21"/>
-                                <w:lang w:eastAsia="en-IN" w:bidi="gu-IN"/>
-                              </w:rPr>
-                              <w:t xml:space="preserve">{ </w:t>
+                              <w:t xml:space="preserve">: { </w:t>
                             </w:r>
                             <w:r>
                               <w:rPr>
@@ -3488,7 +2878,6 @@
                               <w:t>$</w:t>
                             </w:r>
                             <w:proofErr w:type="spellStart"/>
-                            <w:proofErr w:type="gramEnd"/>
                             <w:r>
                               <w:rPr>
                                 <w:rFonts w:ascii="Consolas" w:eastAsia="Times New Roman" w:hAnsi="Consolas" w:cs="Times New Roman"/>
@@ -3581,7 +2970,7 @@
               </wp:inline>
             </w:drawing>
           </mc:Choice>
-          <mc:Fallback xmlns:a14="http://schemas.microsoft.com/office/drawing/2010/main" xmlns:pic="http://schemas.openxmlformats.org/drawingml/2006/picture" xmlns:a="http://schemas.openxmlformats.org/drawingml/2006/main">
+          <mc:Fallback xmlns:a="http://schemas.openxmlformats.org/drawingml/2006/main" xmlns:pic="http://schemas.openxmlformats.org/drawingml/2006/picture" xmlns:a14="http://schemas.microsoft.com/office/drawing/2010/main">
             <w:pict>
               <v:shape id="_x0000_s1027" style="width:276pt;height:68.5pt;visibility:visible;mso-wrap-style:square;mso-left-percent:-10001;mso-top-percent:-10001;mso-position-horizontal:absolute;mso-position-horizontal-relative:char;mso-position-vertical:absolute;mso-position-vertical-relative:line;mso-left-percent:-10001;mso-top-percent:-10001;v-text-anchor:top" fillcolor="#161616 [334]" stroked="f" strokeweight=".5pt" type="#_x0000_t202" o:gfxdata="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" w14:anchorId="5B3F0579">
                 <v:shadow on="t" color="black" opacity="26214f" offset=".74836mm,.74836mm" origin="-.5,-.5"/>
@@ -3912,7 +3301,7 @@
                     <pic:cNvPicPr/>
                   </pic:nvPicPr>
                   <pic:blipFill>
-                    <a:blip r:embed="rId17"/>
+                    <a:blip r:embed="rId15"/>
                     <a:stretch>
                       <a:fillRect/>
                     </a:stretch>
@@ -4005,7 +3394,6 @@
         </w:rPr>
       </w:pPr>
       <w:proofErr w:type="spellStart"/>
-      <w:proofErr w:type="gramStart"/>
       <w:r>
         <w:rPr>
           <w:rFonts w:ascii="Consolas" w:eastAsia="Times New Roman" w:hAnsi="Consolas" w:cs="Times New Roman"/>
@@ -4014,9 +3402,9 @@
           <w:szCs w:val="21"/>
           <w:lang w:eastAsia="en-IN"/>
         </w:rPr>
-        <w:t>db.telecom</w:t>
-      </w:r>
-      <w:proofErr w:type="gramEnd"/>
+        <w:t>db.telecom.find</w:t>
+      </w:r>
+      <w:proofErr w:type="spellEnd"/>
       <w:r>
         <w:rPr>
           <w:rFonts w:ascii="Consolas" w:eastAsia="Times New Roman" w:hAnsi="Consolas" w:cs="Times New Roman"/>
@@ -4025,10 +3413,13 @@
           <w:szCs w:val="21"/>
           <w:lang w:eastAsia="en-IN"/>
         </w:rPr>
-        <w:t>.find</w:t>
-      </w:r>
-      <w:proofErr w:type="spellEnd"/>
-      <w:r>
+        <w:t xml:space="preserve">({ </w:t>
+      </w:r>
+    </w:p>
+    <w:p>
+      <w:pPr>
+        <w:shd w:val="clear" w:color="auto" w:fill="1E1E1E"/>
+        <w:spacing w:before="0" w:after="0" w:line="360" w:lineRule="auto"/>
         <w:rPr>
           <w:rFonts w:ascii="Consolas" w:eastAsia="Times New Roman" w:hAnsi="Consolas" w:cs="Times New Roman"/>
           <w:color w:val="D4D4D4"/>
@@ -4036,13 +3427,8 @@
           <w:szCs w:val="21"/>
           <w:lang w:eastAsia="en-IN"/>
         </w:rPr>
-        <w:t xml:space="preserve">({ </w:t>
-      </w:r>
-    </w:p>
-    <w:p>
-      <w:pPr>
-        <w:shd w:val="clear" w:color="auto" w:fill="1E1E1E"/>
-        <w:spacing w:before="0" w:after="0" w:line="360" w:lineRule="auto"/>
+      </w:pPr>
+      <w:r>
         <w:rPr>
           <w:rFonts w:ascii="Consolas" w:eastAsia="Times New Roman" w:hAnsi="Consolas" w:cs="Times New Roman"/>
           <w:color w:val="D4D4D4"/>
@@ -4050,7 +3436,40 @@
           <w:szCs w:val="21"/>
           <w:lang w:eastAsia="en-IN"/>
         </w:rPr>
-      </w:pPr>
+        <w:t xml:space="preserve">    </w:t>
+      </w:r>
+      <w:r>
+        <w:rPr>
+          <w:rFonts w:ascii="Consolas" w:eastAsia="Times New Roman" w:hAnsi="Consolas" w:cs="Times New Roman"/>
+          <w:color w:val="CE9178"/>
+          <w:sz w:val="21"/>
+          <w:szCs w:val="21"/>
+          <w:lang w:eastAsia="en-IN"/>
+        </w:rPr>
+        <w:t>"</w:t>
+      </w:r>
+      <w:proofErr w:type="spellStart"/>
+      <w:r>
+        <w:rPr>
+          <w:rFonts w:ascii="Consolas" w:eastAsia="Times New Roman" w:hAnsi="Consolas" w:cs="Times New Roman"/>
+          <w:color w:val="CE9178"/>
+          <w:sz w:val="21"/>
+          <w:szCs w:val="21"/>
+          <w:lang w:eastAsia="en-IN"/>
+        </w:rPr>
+        <w:t>Subscription.Region</w:t>
+      </w:r>
+      <w:proofErr w:type="spellEnd"/>
+      <w:r>
+        <w:rPr>
+          <w:rFonts w:ascii="Consolas" w:eastAsia="Times New Roman" w:hAnsi="Consolas" w:cs="Times New Roman"/>
+          <w:color w:val="CE9178"/>
+          <w:sz w:val="21"/>
+          <w:szCs w:val="21"/>
+          <w:lang w:eastAsia="en-IN"/>
+        </w:rPr>
+        <w:t>"</w:t>
+      </w:r>
       <w:r>
         <w:rPr>
           <w:rFonts w:ascii="Consolas" w:eastAsia="Times New Roman" w:hAnsi="Consolas" w:cs="Times New Roman"/>
@@ -4059,7 +3478,7 @@
           <w:szCs w:val="21"/>
           <w:lang w:eastAsia="en-IN"/>
         </w:rPr>
-        <w:t xml:space="preserve">    </w:t>
+        <w:t xml:space="preserve">: </w:t>
       </w:r>
       <w:r>
         <w:rPr>
@@ -4069,9 +3488,41 @@
           <w:szCs w:val="21"/>
           <w:lang w:eastAsia="en-IN"/>
         </w:rPr>
-        <w:t>"</w:t>
-      </w:r>
-      <w:proofErr w:type="spellStart"/>
+        <w:t>"North America"</w:t>
+      </w:r>
+      <w:r>
+        <w:rPr>
+          <w:rFonts w:ascii="Consolas" w:eastAsia="Times New Roman" w:hAnsi="Consolas" w:cs="Times New Roman"/>
+          <w:color w:val="D4D4D4"/>
+          <w:sz w:val="21"/>
+          <w:szCs w:val="21"/>
+          <w:lang w:eastAsia="en-IN"/>
+        </w:rPr>
+        <w:t xml:space="preserve">, </w:t>
+      </w:r>
+    </w:p>
+    <w:p>
+      <w:pPr>
+        <w:shd w:val="clear" w:color="auto" w:fill="1E1E1E"/>
+        <w:spacing w:before="0" w:after="0" w:line="360" w:lineRule="auto"/>
+        <w:rPr>
+          <w:rFonts w:ascii="Consolas" w:eastAsia="Times New Roman" w:hAnsi="Consolas" w:cs="Times New Roman"/>
+          <w:color w:val="D4D4D4"/>
+          <w:sz w:val="21"/>
+          <w:szCs w:val="21"/>
+          <w:lang w:eastAsia="en-IN"/>
+        </w:rPr>
+      </w:pPr>
+      <w:r>
+        <w:rPr>
+          <w:rFonts w:ascii="Consolas" w:eastAsia="Times New Roman" w:hAnsi="Consolas" w:cs="Times New Roman"/>
+          <w:color w:val="D4D4D4"/>
+          <w:sz w:val="21"/>
+          <w:szCs w:val="21"/>
+          <w:lang w:eastAsia="en-IN"/>
+        </w:rPr>
+        <w:t xml:space="preserve">    </w:t>
+      </w:r>
       <w:r>
         <w:rPr>
           <w:rFonts w:ascii="Consolas" w:eastAsia="Times New Roman" w:hAnsi="Consolas" w:cs="Times New Roman"/>
@@ -4080,9 +3531,9 @@
           <w:szCs w:val="21"/>
           <w:lang w:eastAsia="en-IN"/>
         </w:rPr>
-        <w:t>Subscription.Region</w:t>
-      </w:r>
-      <w:proofErr w:type="spellEnd"/>
+        <w:t>"</w:t>
+      </w:r>
+      <w:proofErr w:type="spellStart"/>
       <w:r>
         <w:rPr>
           <w:rFonts w:ascii="Consolas" w:eastAsia="Times New Roman" w:hAnsi="Consolas" w:cs="Times New Roman"/>
@@ -4091,6 +3542,17 @@
           <w:szCs w:val="21"/>
           <w:lang w:eastAsia="en-IN"/>
         </w:rPr>
+        <w:t>Subscription.Tenure_Months</w:t>
+      </w:r>
+      <w:proofErr w:type="spellEnd"/>
+      <w:r>
+        <w:rPr>
+          <w:rFonts w:ascii="Consolas" w:eastAsia="Times New Roman" w:hAnsi="Consolas" w:cs="Times New Roman"/>
+          <w:color w:val="CE9178"/>
+          <w:sz w:val="21"/>
+          <w:szCs w:val="21"/>
+          <w:lang w:eastAsia="en-IN"/>
+        </w:rPr>
         <w:t>"</w:t>
       </w:r>
       <w:r>
@@ -4101,106 +3563,9 @@
           <w:szCs w:val="21"/>
           <w:lang w:eastAsia="en-IN"/>
         </w:rPr>
-        <w:t xml:space="preserve">: </w:t>
-      </w:r>
-      <w:r>
-        <w:rPr>
-          <w:rFonts w:ascii="Consolas" w:eastAsia="Times New Roman" w:hAnsi="Consolas" w:cs="Times New Roman"/>
-          <w:color w:val="CE9178"/>
-          <w:sz w:val="21"/>
-          <w:szCs w:val="21"/>
-          <w:lang w:eastAsia="en-IN"/>
-        </w:rPr>
-        <w:t>"North America"</w:t>
-      </w:r>
-      <w:r>
-        <w:rPr>
-          <w:rFonts w:ascii="Consolas" w:eastAsia="Times New Roman" w:hAnsi="Consolas" w:cs="Times New Roman"/>
-          <w:color w:val="D4D4D4"/>
-          <w:sz w:val="21"/>
-          <w:szCs w:val="21"/>
-          <w:lang w:eastAsia="en-IN"/>
-        </w:rPr>
-        <w:t xml:space="preserve">, </w:t>
-      </w:r>
-    </w:p>
-    <w:p>
-      <w:pPr>
-        <w:shd w:val="clear" w:color="auto" w:fill="1E1E1E"/>
-        <w:spacing w:before="0" w:after="0" w:line="360" w:lineRule="auto"/>
-        <w:rPr>
-          <w:rFonts w:ascii="Consolas" w:eastAsia="Times New Roman" w:hAnsi="Consolas" w:cs="Times New Roman"/>
-          <w:color w:val="D4D4D4"/>
-          <w:sz w:val="21"/>
-          <w:szCs w:val="21"/>
-          <w:lang w:eastAsia="en-IN"/>
-        </w:rPr>
-      </w:pPr>
-      <w:r>
-        <w:rPr>
-          <w:rFonts w:ascii="Consolas" w:eastAsia="Times New Roman" w:hAnsi="Consolas" w:cs="Times New Roman"/>
-          <w:color w:val="D4D4D4"/>
-          <w:sz w:val="21"/>
-          <w:szCs w:val="21"/>
-          <w:lang w:eastAsia="en-IN"/>
-        </w:rPr>
-        <w:t xml:space="preserve">    </w:t>
-      </w:r>
-      <w:r>
-        <w:rPr>
-          <w:rFonts w:ascii="Consolas" w:eastAsia="Times New Roman" w:hAnsi="Consolas" w:cs="Times New Roman"/>
-          <w:color w:val="CE9178"/>
-          <w:sz w:val="21"/>
-          <w:szCs w:val="21"/>
-          <w:lang w:eastAsia="en-IN"/>
-        </w:rPr>
-        <w:t>"</w:t>
+        <w:t>: { $</w:t>
       </w:r>
       <w:proofErr w:type="spellStart"/>
-      <w:r>
-        <w:rPr>
-          <w:rFonts w:ascii="Consolas" w:eastAsia="Times New Roman" w:hAnsi="Consolas" w:cs="Times New Roman"/>
-          <w:color w:val="CE9178"/>
-          <w:sz w:val="21"/>
-          <w:szCs w:val="21"/>
-          <w:lang w:eastAsia="en-IN"/>
-        </w:rPr>
-        <w:t>Subscription.Tenure_Months</w:t>
-      </w:r>
-      <w:proofErr w:type="spellEnd"/>
-      <w:r>
-        <w:rPr>
-          <w:rFonts w:ascii="Consolas" w:eastAsia="Times New Roman" w:hAnsi="Consolas" w:cs="Times New Roman"/>
-          <w:color w:val="CE9178"/>
-          <w:sz w:val="21"/>
-          <w:szCs w:val="21"/>
-          <w:lang w:eastAsia="en-IN"/>
-        </w:rPr>
-        <w:t>"</w:t>
-      </w:r>
-      <w:r>
-        <w:rPr>
-          <w:rFonts w:ascii="Consolas" w:eastAsia="Times New Roman" w:hAnsi="Consolas" w:cs="Times New Roman"/>
-          <w:color w:val="D4D4D4"/>
-          <w:sz w:val="21"/>
-          <w:szCs w:val="21"/>
-          <w:lang w:eastAsia="en-IN"/>
-        </w:rPr>
-        <w:t xml:space="preserve">: </w:t>
-      </w:r>
-      <w:proofErr w:type="gramStart"/>
-      <w:r>
-        <w:rPr>
-          <w:rFonts w:ascii="Consolas" w:eastAsia="Times New Roman" w:hAnsi="Consolas" w:cs="Times New Roman"/>
-          <w:color w:val="D4D4D4"/>
-          <w:sz w:val="21"/>
-          <w:szCs w:val="21"/>
-          <w:lang w:eastAsia="en-IN"/>
-        </w:rPr>
-        <w:t>{ $</w:t>
-      </w:r>
-      <w:proofErr w:type="spellStart"/>
-      <w:proofErr w:type="gramEnd"/>
       <w:r>
         <w:rPr>
           <w:rFonts w:ascii="Consolas" w:eastAsia="Times New Roman" w:hAnsi="Consolas" w:cs="Times New Roman"/>
@@ -4336,7 +3701,6 @@
           <w:sz w:val="24"/>
           <w:szCs w:val="24"/>
         </w:rPr>
-        <w:lastRenderedPageBreak/>
         <w:t>Output:</w:t>
       </w:r>
     </w:p>
@@ -4349,6 +3713,7 @@
         <w:rPr>
           <w:noProof/>
         </w:rPr>
+        <w:lastRenderedPageBreak/>
         <w:drawing>
           <wp:inline distT="0" distB="0" distL="0" distR="0" wp14:anchorId="0E49F2DB" wp14:editId="5E91AD7F">
             <wp:extent cx="3421380" cy="3009900"/>
@@ -4367,7 +3732,7 @@
                     </pic:cNvPicPr>
                   </pic:nvPicPr>
                   <pic:blipFill>
-                    <a:blip r:embed="rId18">
+                    <a:blip r:embed="rId16">
                       <a:extLst>
                         <a:ext uri="{28A0092B-C50C-407E-A947-70E740481C1C}">
                           <a14:useLocalDpi xmlns:a14="http://schemas.microsoft.com/office/drawing/2010/main" val="0"/>
@@ -4445,7 +3810,6 @@
         </w:rPr>
       </w:pPr>
       <w:proofErr w:type="spellStart"/>
-      <w:proofErr w:type="gramStart"/>
       <w:r>
         <w:rPr>
           <w:rFonts w:ascii="Consolas" w:eastAsia="Times New Roman" w:hAnsi="Consolas" w:cs="Times New Roman"/>
@@ -4454,9 +3818,9 @@
           <w:szCs w:val="21"/>
           <w:lang w:eastAsia="en-IN"/>
         </w:rPr>
-        <w:t>db.telecom</w:t>
-      </w:r>
-      <w:proofErr w:type="gramEnd"/>
+        <w:t>db.telecom.find</w:t>
+      </w:r>
+      <w:proofErr w:type="spellEnd"/>
       <w:r>
         <w:rPr>
           <w:rFonts w:ascii="Consolas" w:eastAsia="Times New Roman" w:hAnsi="Consolas" w:cs="Times New Roman"/>
@@ -4465,9 +3829,40 @@
           <w:szCs w:val="21"/>
           <w:lang w:eastAsia="en-IN"/>
         </w:rPr>
-        <w:t>.find</w:t>
+        <w:t xml:space="preserve">({ </w:t>
+      </w:r>
+      <w:r>
+        <w:rPr>
+          <w:rFonts w:ascii="Consolas" w:eastAsia="Times New Roman" w:hAnsi="Consolas" w:cs="Times New Roman"/>
+          <w:color w:val="CE9178"/>
+          <w:sz w:val="21"/>
+          <w:szCs w:val="21"/>
+          <w:lang w:eastAsia="en-IN"/>
+        </w:rPr>
+        <w:t>"</w:t>
+      </w:r>
+      <w:proofErr w:type="spellStart"/>
+      <w:r>
+        <w:rPr>
+          <w:rFonts w:ascii="Consolas" w:eastAsia="Times New Roman" w:hAnsi="Consolas" w:cs="Times New Roman"/>
+          <w:color w:val="CE9178"/>
+          <w:sz w:val="21"/>
+          <w:szCs w:val="21"/>
+          <w:lang w:eastAsia="en-IN"/>
+        </w:rPr>
+        <w:t>Subscription.Monthly_Bill</w:t>
       </w:r>
       <w:proofErr w:type="spellEnd"/>
+      <w:r>
+        <w:rPr>
+          <w:rFonts w:ascii="Consolas" w:eastAsia="Times New Roman" w:hAnsi="Consolas" w:cs="Times New Roman"/>
+          <w:color w:val="CE9178"/>
+          <w:sz w:val="21"/>
+          <w:szCs w:val="21"/>
+          <w:lang w:eastAsia="en-IN"/>
+        </w:rPr>
+        <w:t>"</w:t>
+      </w:r>
       <w:r>
         <w:rPr>
           <w:rFonts w:ascii="Consolas" w:eastAsia="Times New Roman" w:hAnsi="Consolas" w:cs="Times New Roman"/>
@@ -4476,40 +3871,9 @@
           <w:szCs w:val="21"/>
           <w:lang w:eastAsia="en-IN"/>
         </w:rPr>
-        <w:t xml:space="preserve">({ </w:t>
-      </w:r>
-      <w:r>
-        <w:rPr>
-          <w:rFonts w:ascii="Consolas" w:eastAsia="Times New Roman" w:hAnsi="Consolas" w:cs="Times New Roman"/>
-          <w:color w:val="CE9178"/>
-          <w:sz w:val="21"/>
-          <w:szCs w:val="21"/>
-          <w:lang w:eastAsia="en-IN"/>
-        </w:rPr>
-        <w:t>"</w:t>
+        <w:t>: { $</w:t>
       </w:r>
       <w:proofErr w:type="spellStart"/>
-      <w:r>
-        <w:rPr>
-          <w:rFonts w:ascii="Consolas" w:eastAsia="Times New Roman" w:hAnsi="Consolas" w:cs="Times New Roman"/>
-          <w:color w:val="CE9178"/>
-          <w:sz w:val="21"/>
-          <w:szCs w:val="21"/>
-          <w:lang w:eastAsia="en-IN"/>
-        </w:rPr>
-        <w:t>Subscription.Monthly_Bill</w:t>
-      </w:r>
-      <w:proofErr w:type="spellEnd"/>
-      <w:r>
-        <w:rPr>
-          <w:rFonts w:ascii="Consolas" w:eastAsia="Times New Roman" w:hAnsi="Consolas" w:cs="Times New Roman"/>
-          <w:color w:val="CE9178"/>
-          <w:sz w:val="21"/>
-          <w:szCs w:val="21"/>
-          <w:lang w:eastAsia="en-IN"/>
-        </w:rPr>
-        <w:t>"</w:t>
-      </w:r>
       <w:r>
         <w:rPr>
           <w:rFonts w:ascii="Consolas" w:eastAsia="Times New Roman" w:hAnsi="Consolas" w:cs="Times New Roman"/>
@@ -4518,9 +3882,9 @@
           <w:szCs w:val="21"/>
           <w:lang w:eastAsia="en-IN"/>
         </w:rPr>
-        <w:t>: { $</w:t>
-      </w:r>
-      <w:proofErr w:type="spellStart"/>
+        <w:t>gt</w:t>
+      </w:r>
+      <w:proofErr w:type="spellEnd"/>
       <w:r>
         <w:rPr>
           <w:rFonts w:ascii="Consolas" w:eastAsia="Times New Roman" w:hAnsi="Consolas" w:cs="Times New Roman"/>
@@ -4529,10 +3893,13 @@
           <w:szCs w:val="21"/>
           <w:lang w:eastAsia="en-IN"/>
         </w:rPr>
-        <w:t>gt</w:t>
-      </w:r>
-      <w:proofErr w:type="spellEnd"/>
-      <w:r>
+        <w:t>: 80 } })</w:t>
+      </w:r>
+    </w:p>
+    <w:p>
+      <w:pPr>
+        <w:shd w:val="clear" w:color="auto" w:fill="1E1E1E"/>
+        <w:spacing w:before="0" w:after="0" w:line="360" w:lineRule="auto"/>
         <w:rPr>
           <w:rFonts w:ascii="Consolas" w:eastAsia="Times New Roman" w:hAnsi="Consolas" w:cs="Times New Roman"/>
           <w:color w:val="D4D4D4"/>
@@ -4540,13 +3907,8 @@
           <w:szCs w:val="21"/>
           <w:lang w:eastAsia="en-IN"/>
         </w:rPr>
-        <w:t>: 80 } })</w:t>
-      </w:r>
-    </w:p>
-    <w:p>
-      <w:pPr>
-        <w:shd w:val="clear" w:color="auto" w:fill="1E1E1E"/>
-        <w:spacing w:before="0" w:after="0" w:line="360" w:lineRule="auto"/>
+      </w:pPr>
+      <w:r>
         <w:rPr>
           <w:rFonts w:ascii="Consolas" w:eastAsia="Times New Roman" w:hAnsi="Consolas" w:cs="Times New Roman"/>
           <w:color w:val="D4D4D4"/>
@@ -4554,38 +3916,7 @@
           <w:szCs w:val="21"/>
           <w:lang w:eastAsia="en-IN"/>
         </w:rPr>
-      </w:pPr>
-      <w:r>
-        <w:rPr>
-          <w:rFonts w:ascii="Consolas" w:eastAsia="Times New Roman" w:hAnsi="Consolas" w:cs="Times New Roman"/>
-          <w:color w:val="D4D4D4"/>
-          <w:sz w:val="21"/>
-          <w:szCs w:val="21"/>
-          <w:lang w:eastAsia="en-IN"/>
-        </w:rPr>
-        <w:t xml:space="preserve">          </w:t>
-      </w:r>
-      <w:proofErr w:type="gramStart"/>
-      <w:r>
-        <w:rPr>
-          <w:rFonts w:ascii="Consolas" w:eastAsia="Times New Roman" w:hAnsi="Consolas" w:cs="Times New Roman"/>
-          <w:color w:val="D4D4D4"/>
-          <w:sz w:val="21"/>
-          <w:szCs w:val="21"/>
-          <w:lang w:eastAsia="en-IN"/>
-        </w:rPr>
-        <w:t>.sort</w:t>
-      </w:r>
-      <w:proofErr w:type="gramEnd"/>
-      <w:r>
-        <w:rPr>
-          <w:rFonts w:ascii="Consolas" w:eastAsia="Times New Roman" w:hAnsi="Consolas" w:cs="Times New Roman"/>
-          <w:color w:val="D4D4D4"/>
-          <w:sz w:val="21"/>
-          <w:szCs w:val="21"/>
-          <w:lang w:eastAsia="en-IN"/>
-        </w:rPr>
-        <w:t xml:space="preserve">({ </w:t>
+        <w:t xml:space="preserve">          .sort({ </w:t>
       </w:r>
       <w:r>
         <w:rPr>
@@ -4705,7 +4036,6 @@
           <w:sz w:val="24"/>
           <w:szCs w:val="24"/>
         </w:rPr>
-        <w:lastRenderedPageBreak/>
         <w:t>Output:</w:t>
       </w:r>
     </w:p>
@@ -4738,6 +4068,7 @@
           <w:sz w:val="24"/>
           <w:szCs w:val="24"/>
         </w:rPr>
+        <w:lastRenderedPageBreak/>
         <w:drawing>
           <wp:inline distT="0" distB="0" distL="0" distR="0" wp14:anchorId="166EA677" wp14:editId="3CC3C854">
             <wp:extent cx="2573733" cy="4103914"/>
@@ -4756,7 +4087,7 @@
                     </pic:cNvPicPr>
                   </pic:nvPicPr>
                   <pic:blipFill>
-                    <a:blip r:embed="rId19">
+                    <a:blip r:embed="rId17">
                       <a:extLst>
                         <a:ext uri="{28A0092B-C50C-407E-A947-70E740481C1C}">
                           <a14:useLocalDpi xmlns:a14="http://schemas.microsoft.com/office/drawing/2010/main" val="0"/>
@@ -4845,7 +4176,6 @@
         </w:rPr>
       </w:pPr>
       <w:proofErr w:type="spellStart"/>
-      <w:proofErr w:type="gramStart"/>
       <w:r>
         <w:rPr>
           <w:rFonts w:ascii="Consolas" w:eastAsia="Times New Roman" w:hAnsi="Consolas" w:cs="Times New Roman"/>
@@ -4854,9 +4184,9 @@
           <w:szCs w:val="21"/>
           <w:lang w:eastAsia="en-IN"/>
         </w:rPr>
-        <w:t>db.telecom</w:t>
-      </w:r>
-      <w:proofErr w:type="gramEnd"/>
+        <w:t>db.telecom.find</w:t>
+      </w:r>
+      <w:proofErr w:type="spellEnd"/>
       <w:r>
         <w:rPr>
           <w:rFonts w:ascii="Consolas" w:eastAsia="Times New Roman" w:hAnsi="Consolas" w:cs="Times New Roman"/>
@@ -4865,9 +4195,40 @@
           <w:szCs w:val="21"/>
           <w:lang w:eastAsia="en-IN"/>
         </w:rPr>
-        <w:t>.find</w:t>
+        <w:t xml:space="preserve">({ </w:t>
+      </w:r>
+      <w:r>
+        <w:rPr>
+          <w:rFonts w:ascii="Consolas" w:eastAsia="Times New Roman" w:hAnsi="Consolas" w:cs="Times New Roman"/>
+          <w:color w:val="CE9178"/>
+          <w:sz w:val="21"/>
+          <w:szCs w:val="21"/>
+          <w:lang w:eastAsia="en-IN"/>
+        </w:rPr>
+        <w:t>"</w:t>
+      </w:r>
+      <w:proofErr w:type="spellStart"/>
+      <w:r>
+        <w:rPr>
+          <w:rFonts w:ascii="Consolas" w:eastAsia="Times New Roman" w:hAnsi="Consolas" w:cs="Times New Roman"/>
+          <w:color w:val="CE9178"/>
+          <w:sz w:val="21"/>
+          <w:szCs w:val="21"/>
+          <w:lang w:eastAsia="en-IN"/>
+        </w:rPr>
+        <w:t>Subscription.Data_Usage_GB</w:t>
       </w:r>
       <w:proofErr w:type="spellEnd"/>
+      <w:r>
+        <w:rPr>
+          <w:rFonts w:ascii="Consolas" w:eastAsia="Times New Roman" w:hAnsi="Consolas" w:cs="Times New Roman"/>
+          <w:color w:val="CE9178"/>
+          <w:sz w:val="21"/>
+          <w:szCs w:val="21"/>
+          <w:lang w:eastAsia="en-IN"/>
+        </w:rPr>
+        <w:t>"</w:t>
+      </w:r>
       <w:r>
         <w:rPr>
           <w:rFonts w:ascii="Consolas" w:eastAsia="Times New Roman" w:hAnsi="Consolas" w:cs="Times New Roman"/>
@@ -4876,40 +4237,9 @@
           <w:szCs w:val="21"/>
           <w:lang w:eastAsia="en-IN"/>
         </w:rPr>
-        <w:t xml:space="preserve">({ </w:t>
-      </w:r>
-      <w:r>
-        <w:rPr>
-          <w:rFonts w:ascii="Consolas" w:eastAsia="Times New Roman" w:hAnsi="Consolas" w:cs="Times New Roman"/>
-          <w:color w:val="CE9178"/>
-          <w:sz w:val="21"/>
-          <w:szCs w:val="21"/>
-          <w:lang w:eastAsia="en-IN"/>
-        </w:rPr>
-        <w:t>"</w:t>
+        <w:t>: { $</w:t>
       </w:r>
       <w:proofErr w:type="spellStart"/>
-      <w:r>
-        <w:rPr>
-          <w:rFonts w:ascii="Consolas" w:eastAsia="Times New Roman" w:hAnsi="Consolas" w:cs="Times New Roman"/>
-          <w:color w:val="CE9178"/>
-          <w:sz w:val="21"/>
-          <w:szCs w:val="21"/>
-          <w:lang w:eastAsia="en-IN"/>
-        </w:rPr>
-        <w:t>Subscription.Data_Usage_GB</w:t>
-      </w:r>
-      <w:proofErr w:type="spellEnd"/>
-      <w:r>
-        <w:rPr>
-          <w:rFonts w:ascii="Consolas" w:eastAsia="Times New Roman" w:hAnsi="Consolas" w:cs="Times New Roman"/>
-          <w:color w:val="CE9178"/>
-          <w:sz w:val="21"/>
-          <w:szCs w:val="21"/>
-          <w:lang w:eastAsia="en-IN"/>
-        </w:rPr>
-        <w:t>"</w:t>
-      </w:r>
       <w:r>
         <w:rPr>
           <w:rFonts w:ascii="Consolas" w:eastAsia="Times New Roman" w:hAnsi="Consolas" w:cs="Times New Roman"/>
@@ -4918,9 +4248,9 @@
           <w:szCs w:val="21"/>
           <w:lang w:eastAsia="en-IN"/>
         </w:rPr>
-        <w:t>: { $</w:t>
-      </w:r>
-      <w:proofErr w:type="spellStart"/>
+        <w:t>gt</w:t>
+      </w:r>
+      <w:proofErr w:type="spellEnd"/>
       <w:r>
         <w:rPr>
           <w:rFonts w:ascii="Consolas" w:eastAsia="Times New Roman" w:hAnsi="Consolas" w:cs="Times New Roman"/>
@@ -4929,10 +4259,13 @@
           <w:szCs w:val="21"/>
           <w:lang w:eastAsia="en-IN"/>
         </w:rPr>
-        <w:t>gt</w:t>
-      </w:r>
-      <w:proofErr w:type="spellEnd"/>
-      <w:r>
+        <w:t>: 60 } })</w:t>
+      </w:r>
+    </w:p>
+    <w:p>
+      <w:pPr>
+        <w:shd w:val="clear" w:color="auto" w:fill="1E1E1E"/>
+        <w:spacing w:before="0" w:after="0" w:line="360" w:lineRule="auto"/>
         <w:rPr>
           <w:rFonts w:ascii="Consolas" w:eastAsia="Times New Roman" w:hAnsi="Consolas" w:cs="Times New Roman"/>
           <w:color w:val="D4D4D4"/>
@@ -4940,13 +4273,8 @@
           <w:szCs w:val="21"/>
           <w:lang w:eastAsia="en-IN"/>
         </w:rPr>
-        <w:t>: 60 } })</w:t>
-      </w:r>
-    </w:p>
-    <w:p>
-      <w:pPr>
-        <w:shd w:val="clear" w:color="auto" w:fill="1E1E1E"/>
-        <w:spacing w:before="0" w:after="0" w:line="360" w:lineRule="auto"/>
+      </w:pPr>
+      <w:r>
         <w:rPr>
           <w:rFonts w:ascii="Consolas" w:eastAsia="Times New Roman" w:hAnsi="Consolas" w:cs="Times New Roman"/>
           <w:color w:val="D4D4D4"/>
@@ -4954,38 +4282,7 @@
           <w:szCs w:val="21"/>
           <w:lang w:eastAsia="en-IN"/>
         </w:rPr>
-      </w:pPr>
-      <w:r>
-        <w:rPr>
-          <w:rFonts w:ascii="Consolas" w:eastAsia="Times New Roman" w:hAnsi="Consolas" w:cs="Times New Roman"/>
-          <w:color w:val="D4D4D4"/>
-          <w:sz w:val="21"/>
-          <w:szCs w:val="21"/>
-          <w:lang w:eastAsia="en-IN"/>
-        </w:rPr>
-        <w:t xml:space="preserve">          </w:t>
-      </w:r>
-      <w:proofErr w:type="gramStart"/>
-      <w:r>
-        <w:rPr>
-          <w:rFonts w:ascii="Consolas" w:eastAsia="Times New Roman" w:hAnsi="Consolas" w:cs="Times New Roman"/>
-          <w:color w:val="D4D4D4"/>
-          <w:sz w:val="21"/>
-          <w:szCs w:val="21"/>
-          <w:lang w:eastAsia="en-IN"/>
-        </w:rPr>
-        <w:t>.limit</w:t>
-      </w:r>
-      <w:proofErr w:type="gramEnd"/>
-      <w:r>
-        <w:rPr>
-          <w:rFonts w:ascii="Consolas" w:eastAsia="Times New Roman" w:hAnsi="Consolas" w:cs="Times New Roman"/>
-          <w:color w:val="D4D4D4"/>
-          <w:sz w:val="21"/>
-          <w:szCs w:val="21"/>
-          <w:lang w:eastAsia="en-IN"/>
-        </w:rPr>
-        <w:t>(5)</w:t>
+        <w:t>          .limit(5)</w:t>
       </w:r>
       <w:r>
         <w:rPr>
@@ -5048,7 +4345,6 @@
           <w:sz w:val="24"/>
           <w:szCs w:val="24"/>
         </w:rPr>
-        <w:lastRenderedPageBreak/>
         <w:t>Output:</w:t>
       </w:r>
     </w:p>
@@ -5081,6 +4377,7 @@
           <w:sz w:val="24"/>
           <w:szCs w:val="24"/>
         </w:rPr>
+        <w:lastRenderedPageBreak/>
         <w:drawing>
           <wp:inline distT="0" distB="0" distL="0" distR="0" wp14:anchorId="10A67026" wp14:editId="5A95D48F">
             <wp:extent cx="2975016" cy="3907971"/>
@@ -5099,7 +4396,7 @@
                     </pic:cNvPicPr>
                   </pic:nvPicPr>
                   <pic:blipFill>
-                    <a:blip r:embed="rId20">
+                    <a:blip r:embed="rId18">
                       <a:extLst>
                         <a:ext uri="{28A0092B-C50C-407E-A947-70E740481C1C}">
                           <a14:useLocalDpi xmlns:a14="http://schemas.microsoft.com/office/drawing/2010/main" val="0"/>
@@ -5222,7 +4519,6 @@
           <w:sz w:val="28"/>
           <w:szCs w:val="28"/>
         </w:rPr>
-        <w:lastRenderedPageBreak/>
         <w:t>Update Individual Records (MongoDB Compass):</w:t>
       </w:r>
     </w:p>
@@ -5250,6 +4546,7 @@
           <w:sz w:val="24"/>
           <w:szCs w:val="24"/>
         </w:rPr>
+        <w:lastRenderedPageBreak/>
         <w:t>Update Individual Records (MongoDB Compass):</w:t>
       </w:r>
     </w:p>
@@ -5342,7 +4639,7 @@
                     <pic:cNvPicPr/>
                   </pic:nvPicPr>
                   <pic:blipFill>
-                    <a:blip r:embed="rId21"/>
+                    <a:blip r:embed="rId19"/>
                     <a:stretch>
                       <a:fillRect/>
                     </a:stretch>
@@ -5535,7 +4832,7 @@
                     <pic:cNvPicPr/>
                   </pic:nvPicPr>
                   <pic:blipFill>
-                    <a:blip r:embed="rId22"/>
+                    <a:blip r:embed="rId20"/>
                     <a:stretch>
                       <a:fillRect/>
                     </a:stretch>
@@ -5599,7 +4896,6 @@
           <w:sz w:val="24"/>
           <w:szCs w:val="24"/>
         </w:rPr>
-        <w:lastRenderedPageBreak/>
         <w:t xml:space="preserve">Once updated </w:t>
       </w:r>
       <w:r>
@@ -5661,7 +4957,6 @@
         </w:rPr>
         <w:t>Standard"</w:t>
       </w:r>
-      <w:proofErr w:type="gramStart"/>
       <w:r>
         <w:rPr>
           <w:rFonts w:ascii="Nokia Pure Headline" w:eastAsia="Calibri" w:hAnsi="Nokia Pure Headline" w:cs="Calibri"/>
@@ -5694,16 +4989,7 @@
           <w:sz w:val="24"/>
           <w:szCs w:val="24"/>
         </w:rPr>
-        <w:t>Customer</w:t>
-      </w:r>
-      <w:proofErr w:type="gramEnd"/>
-      <w:r>
-        <w:rPr>
-          <w:rFonts w:ascii="Nokia Pure Headline" w:eastAsia="Calibri" w:hAnsi="Nokia Pure Headline" w:cs="Calibri"/>
-          <w:sz w:val="24"/>
-          <w:szCs w:val="24"/>
-        </w:rPr>
-        <w:t>_ID</w:t>
+        <w:t>Customer_ID</w:t>
       </w:r>
       <w:proofErr w:type="spellEnd"/>
       <w:r>
@@ -5748,6 +5034,7 @@
         <w:rPr>
           <w:noProof/>
         </w:rPr>
+        <w:lastRenderedPageBreak/>
         <w:drawing>
           <wp:inline distT="0" distB="0" distL="0" distR="0" wp14:anchorId="00AB9B48" wp14:editId="26C2B3CA">
             <wp:extent cx="4834646" cy="2659966"/>
@@ -5764,7 +5051,7 @@
                     <pic:cNvPicPr/>
                   </pic:nvPicPr>
                   <pic:blipFill>
-                    <a:blip r:embed="rId23"/>
+                    <a:blip r:embed="rId21"/>
                     <a:stretch>
                       <a:fillRect/>
                     </a:stretch>
@@ -5891,7 +5178,6 @@
         </w:rPr>
       </w:pPr>
       <w:proofErr w:type="spellStart"/>
-      <w:proofErr w:type="gramStart"/>
       <w:r>
         <w:rPr>
           <w:rFonts w:ascii="Consolas" w:eastAsia="Times New Roman" w:hAnsi="Consolas" w:cs="Times New Roman"/>
@@ -5900,9 +5186,9 @@
           <w:szCs w:val="21"/>
           <w:lang w:eastAsia="en-IN"/>
         </w:rPr>
-        <w:t>db.telecom</w:t>
-      </w:r>
-      <w:proofErr w:type="gramEnd"/>
+        <w:t>db.telecom.updateMany</w:t>
+      </w:r>
+      <w:proofErr w:type="spellEnd"/>
       <w:r>
         <w:rPr>
           <w:rFonts w:ascii="Consolas" w:eastAsia="Times New Roman" w:hAnsi="Consolas" w:cs="Times New Roman"/>
@@ -5911,10 +5197,13 @@
           <w:szCs w:val="21"/>
           <w:lang w:eastAsia="en-IN"/>
         </w:rPr>
-        <w:t>.updateMany</w:t>
-      </w:r>
-      <w:proofErr w:type="spellEnd"/>
-      <w:r>
+        <w:t>(</w:t>
+      </w:r>
+    </w:p>
+    <w:p>
+      <w:pPr>
+        <w:shd w:val="clear" w:color="auto" w:fill="1E1E1E"/>
+        <w:spacing w:before="0" w:after="0" w:line="360" w:lineRule="auto"/>
         <w:rPr>
           <w:rFonts w:ascii="Consolas" w:eastAsia="Times New Roman" w:hAnsi="Consolas" w:cs="Times New Roman"/>
           <w:color w:val="D4D4D4"/>
@@ -5922,13 +5211,8 @@
           <w:szCs w:val="21"/>
           <w:lang w:eastAsia="en-IN"/>
         </w:rPr>
-        <w:t>(</w:t>
-      </w:r>
-    </w:p>
-    <w:p>
-      <w:pPr>
-        <w:shd w:val="clear" w:color="auto" w:fill="1E1E1E"/>
-        <w:spacing w:before="0" w:after="0" w:line="360" w:lineRule="auto"/>
+      </w:pPr>
+      <w:r>
         <w:rPr>
           <w:rFonts w:ascii="Consolas" w:eastAsia="Times New Roman" w:hAnsi="Consolas" w:cs="Times New Roman"/>
           <w:color w:val="D4D4D4"/>
@@ -5936,7 +5220,40 @@
           <w:szCs w:val="21"/>
           <w:lang w:eastAsia="en-IN"/>
         </w:rPr>
-      </w:pPr>
+        <w:t xml:space="preserve">    { </w:t>
+      </w:r>
+      <w:r>
+        <w:rPr>
+          <w:rFonts w:ascii="Consolas" w:eastAsia="Times New Roman" w:hAnsi="Consolas" w:cs="Times New Roman"/>
+          <w:color w:val="CE9178"/>
+          <w:sz w:val="21"/>
+          <w:szCs w:val="21"/>
+          <w:lang w:eastAsia="en-IN"/>
+        </w:rPr>
+        <w:t>"</w:t>
+      </w:r>
+      <w:proofErr w:type="spellStart"/>
+      <w:r>
+        <w:rPr>
+          <w:rFonts w:ascii="Consolas" w:eastAsia="Times New Roman" w:hAnsi="Consolas" w:cs="Times New Roman"/>
+          <w:color w:val="CE9178"/>
+          <w:sz w:val="21"/>
+          <w:szCs w:val="21"/>
+          <w:lang w:eastAsia="en-IN"/>
+        </w:rPr>
+        <w:t>Subscription.Region</w:t>
+      </w:r>
+      <w:proofErr w:type="spellEnd"/>
+      <w:r>
+        <w:rPr>
+          <w:rFonts w:ascii="Consolas" w:eastAsia="Times New Roman" w:hAnsi="Consolas" w:cs="Times New Roman"/>
+          <w:color w:val="CE9178"/>
+          <w:sz w:val="21"/>
+          <w:szCs w:val="21"/>
+          <w:lang w:eastAsia="en-IN"/>
+        </w:rPr>
+        <w:t>"</w:t>
+      </w:r>
       <w:r>
         <w:rPr>
           <w:rFonts w:ascii="Consolas" w:eastAsia="Times New Roman" w:hAnsi="Consolas" w:cs="Times New Roman"/>
@@ -5945,9 +5262,18 @@
           <w:szCs w:val="21"/>
           <w:lang w:eastAsia="en-IN"/>
         </w:rPr>
-        <w:t xml:space="preserve">    </w:t>
-      </w:r>
-      <w:proofErr w:type="gramStart"/>
+        <w:t xml:space="preserve">: </w:t>
+      </w:r>
+      <w:r>
+        <w:rPr>
+          <w:rFonts w:ascii="Consolas" w:eastAsia="Times New Roman" w:hAnsi="Consolas" w:cs="Times New Roman"/>
+          <w:color w:val="CE9178"/>
+          <w:sz w:val="21"/>
+          <w:szCs w:val="21"/>
+          <w:lang w:eastAsia="en-IN"/>
+        </w:rPr>
+        <w:t>"Asia"</w:t>
+      </w:r>
       <w:r>
         <w:rPr>
           <w:rFonts w:ascii="Consolas" w:eastAsia="Times New Roman" w:hAnsi="Consolas" w:cs="Times New Roman"/>
@@ -5956,7 +5282,7 @@
           <w:szCs w:val="21"/>
           <w:lang w:eastAsia="en-IN"/>
         </w:rPr>
-        <w:t xml:space="preserve">{ </w:t>
+        <w:t xml:space="preserve">, </w:t>
       </w:r>
       <w:r>
         <w:rPr>
@@ -5969,7 +5295,6 @@
         <w:t>"</w:t>
       </w:r>
       <w:proofErr w:type="spellStart"/>
-      <w:proofErr w:type="gramEnd"/>
       <w:r>
         <w:rPr>
           <w:rFonts w:ascii="Consolas" w:eastAsia="Times New Roman" w:hAnsi="Consolas" w:cs="Times New Roman"/>
@@ -5978,7 +5303,7 @@
           <w:szCs w:val="21"/>
           <w:lang w:eastAsia="en-IN"/>
         </w:rPr>
-        <w:t>Subscription.Region</w:t>
+        <w:t>Subscription.Plan</w:t>
       </w:r>
       <w:proofErr w:type="spellEnd"/>
       <w:r>
@@ -6009,7 +5334,7 @@
           <w:szCs w:val="21"/>
           <w:lang w:eastAsia="en-IN"/>
         </w:rPr>
-        <w:t>"Asia"</w:t>
+        <w:t>"Basic"</w:t>
       </w:r>
       <w:r>
         <w:rPr>
@@ -6019,41 +5344,13 @@
           <w:szCs w:val="21"/>
           <w:lang w:eastAsia="en-IN"/>
         </w:rPr>
-        <w:t xml:space="preserve">, </w:t>
-      </w:r>
-      <w:r>
-        <w:rPr>
-          <w:rFonts w:ascii="Consolas" w:eastAsia="Times New Roman" w:hAnsi="Consolas" w:cs="Times New Roman"/>
-          <w:color w:val="CE9178"/>
-          <w:sz w:val="21"/>
-          <w:szCs w:val="21"/>
-          <w:lang w:eastAsia="en-IN"/>
-        </w:rPr>
-        <w:t>"</w:t>
-      </w:r>
-      <w:proofErr w:type="spellStart"/>
-      <w:r>
-        <w:rPr>
-          <w:rFonts w:ascii="Consolas" w:eastAsia="Times New Roman" w:hAnsi="Consolas" w:cs="Times New Roman"/>
-          <w:color w:val="CE9178"/>
-          <w:sz w:val="21"/>
-          <w:szCs w:val="21"/>
-          <w:lang w:eastAsia="en-IN"/>
-        </w:rPr>
-        <w:t>Subscription.Plan</w:t>
-      </w:r>
-      <w:proofErr w:type="spellEnd"/>
-      <w:r>
-        <w:rPr>
-          <w:rFonts w:ascii="Consolas" w:eastAsia="Times New Roman" w:hAnsi="Consolas" w:cs="Times New Roman"/>
-          <w:color w:val="CE9178"/>
-          <w:sz w:val="21"/>
-          <w:szCs w:val="21"/>
-          <w:lang w:eastAsia="en-IN"/>
-        </w:rPr>
-        <w:t>"</w:t>
-      </w:r>
-      <w:r>
+        <w:t xml:space="preserve"> },</w:t>
+      </w:r>
+    </w:p>
+    <w:p>
+      <w:pPr>
+        <w:shd w:val="clear" w:color="auto" w:fill="1E1E1E"/>
+        <w:spacing w:before="0" w:after="0" w:line="360" w:lineRule="auto"/>
         <w:rPr>
           <w:rFonts w:ascii="Consolas" w:eastAsia="Times New Roman" w:hAnsi="Consolas" w:cs="Times New Roman"/>
           <w:color w:val="D4D4D4"/>
@@ -6061,18 +5358,7 @@
           <w:szCs w:val="21"/>
           <w:lang w:eastAsia="en-IN"/>
         </w:rPr>
-        <w:t xml:space="preserve">: </w:t>
-      </w:r>
-      <w:r>
-        <w:rPr>
-          <w:rFonts w:ascii="Consolas" w:eastAsia="Times New Roman" w:hAnsi="Consolas" w:cs="Times New Roman"/>
-          <w:color w:val="CE9178"/>
-          <w:sz w:val="21"/>
-          <w:szCs w:val="21"/>
-          <w:lang w:eastAsia="en-IN"/>
-        </w:rPr>
-        <w:t>"Basic"</w:t>
-      </w:r>
+      </w:pPr>
       <w:r>
         <w:rPr>
           <w:rFonts w:ascii="Consolas" w:eastAsia="Times New Roman" w:hAnsi="Consolas" w:cs="Times New Roman"/>
@@ -6081,52 +5367,7 @@
           <w:szCs w:val="21"/>
           <w:lang w:eastAsia="en-IN"/>
         </w:rPr>
-        <w:t xml:space="preserve"> },</w:t>
-      </w:r>
-    </w:p>
-    <w:p>
-      <w:pPr>
-        <w:shd w:val="clear" w:color="auto" w:fill="1E1E1E"/>
-        <w:spacing w:before="0" w:after="0" w:line="360" w:lineRule="auto"/>
-        <w:rPr>
-          <w:rFonts w:ascii="Consolas" w:eastAsia="Times New Roman" w:hAnsi="Consolas" w:cs="Times New Roman"/>
-          <w:color w:val="D4D4D4"/>
-          <w:sz w:val="21"/>
-          <w:szCs w:val="21"/>
-          <w:lang w:eastAsia="en-IN"/>
-        </w:rPr>
-      </w:pPr>
-      <w:r>
-        <w:rPr>
-          <w:rFonts w:ascii="Consolas" w:eastAsia="Times New Roman" w:hAnsi="Consolas" w:cs="Times New Roman"/>
-          <w:color w:val="D4D4D4"/>
-          <w:sz w:val="21"/>
-          <w:szCs w:val="21"/>
-          <w:lang w:eastAsia="en-IN"/>
-        </w:rPr>
-        <w:t xml:space="preserve">    </w:t>
-      </w:r>
-      <w:proofErr w:type="gramStart"/>
-      <w:r>
-        <w:rPr>
-          <w:rFonts w:ascii="Consolas" w:eastAsia="Times New Roman" w:hAnsi="Consolas" w:cs="Times New Roman"/>
-          <w:color w:val="D4D4D4"/>
-          <w:sz w:val="21"/>
-          <w:szCs w:val="21"/>
-          <w:lang w:eastAsia="en-IN"/>
-        </w:rPr>
-        <w:t>{ $</w:t>
-      </w:r>
-      <w:proofErr w:type="gramEnd"/>
-      <w:r>
-        <w:rPr>
-          <w:rFonts w:ascii="Consolas" w:eastAsia="Times New Roman" w:hAnsi="Consolas" w:cs="Times New Roman"/>
-          <w:color w:val="D4D4D4"/>
-          <w:sz w:val="21"/>
-          <w:szCs w:val="21"/>
-          <w:lang w:eastAsia="en-IN"/>
-        </w:rPr>
-        <w:t xml:space="preserve">set: { </w:t>
+        <w:t xml:space="preserve">    { $set: { </w:t>
       </w:r>
       <w:r>
         <w:rPr>
@@ -6305,7 +5546,7 @@
                     </pic:cNvPicPr>
                   </pic:nvPicPr>
                   <pic:blipFill>
-                    <a:blip r:embed="rId24">
+                    <a:blip r:embed="rId22">
                       <a:extLst>
                         <a:ext uri="{28A0092B-C50C-407E-A947-70E740481C1C}">
                           <a14:useLocalDpi xmlns:a14="http://schemas.microsoft.com/office/drawing/2010/main" val="0"/>
@@ -6357,7 +5598,6 @@
           <w:sz w:val="24"/>
           <w:szCs w:val="24"/>
         </w:rPr>
-        <w:lastRenderedPageBreak/>
         <w:t>Increase the "</w:t>
       </w:r>
       <w:proofErr w:type="spellStart"/>
@@ -6403,7 +5643,6 @@
         </w:rPr>
       </w:pPr>
       <w:proofErr w:type="spellStart"/>
-      <w:proofErr w:type="gramStart"/>
       <w:r>
         <w:rPr>
           <w:rFonts w:ascii="Consolas" w:eastAsia="Times New Roman" w:hAnsi="Consolas" w:cs="Times New Roman"/>
@@ -6412,9 +5651,10 @@
           <w:szCs w:val="21"/>
           <w:lang w:eastAsia="en-IN"/>
         </w:rPr>
-        <w:t>db.telecom</w:t>
-      </w:r>
-      <w:proofErr w:type="gramEnd"/>
+        <w:lastRenderedPageBreak/>
+        <w:t>db.telecom.updateMany</w:t>
+      </w:r>
+      <w:proofErr w:type="spellEnd"/>
       <w:r>
         <w:rPr>
           <w:rFonts w:ascii="Consolas" w:eastAsia="Times New Roman" w:hAnsi="Consolas" w:cs="Times New Roman"/>
@@ -6423,10 +5663,13 @@
           <w:szCs w:val="21"/>
           <w:lang w:eastAsia="en-IN"/>
         </w:rPr>
-        <w:t>.updateMany</w:t>
-      </w:r>
-      <w:proofErr w:type="spellEnd"/>
-      <w:r>
+        <w:t>(</w:t>
+      </w:r>
+    </w:p>
+    <w:p>
+      <w:pPr>
+        <w:shd w:val="clear" w:color="auto" w:fill="1E1E1E"/>
+        <w:spacing w:before="0" w:after="0" w:line="360" w:lineRule="auto"/>
         <w:rPr>
           <w:rFonts w:ascii="Consolas" w:eastAsia="Times New Roman" w:hAnsi="Consolas" w:cs="Times New Roman"/>
           <w:color w:val="D4D4D4"/>
@@ -6434,13 +5677,8 @@
           <w:szCs w:val="21"/>
           <w:lang w:eastAsia="en-IN"/>
         </w:rPr>
-        <w:t>(</w:t>
-      </w:r>
-    </w:p>
-    <w:p>
-      <w:pPr>
-        <w:shd w:val="clear" w:color="auto" w:fill="1E1E1E"/>
-        <w:spacing w:before="0" w:after="0" w:line="360" w:lineRule="auto"/>
+      </w:pPr>
+      <w:r>
         <w:rPr>
           <w:rFonts w:ascii="Consolas" w:eastAsia="Times New Roman" w:hAnsi="Consolas" w:cs="Times New Roman"/>
           <w:color w:val="D4D4D4"/>
@@ -6448,7 +5686,40 @@
           <w:szCs w:val="21"/>
           <w:lang w:eastAsia="en-IN"/>
         </w:rPr>
-      </w:pPr>
+        <w:t xml:space="preserve">    { </w:t>
+      </w:r>
+      <w:r>
+        <w:rPr>
+          <w:rFonts w:ascii="Consolas" w:eastAsia="Times New Roman" w:hAnsi="Consolas" w:cs="Times New Roman"/>
+          <w:color w:val="CE9178"/>
+          <w:sz w:val="21"/>
+          <w:szCs w:val="21"/>
+          <w:lang w:eastAsia="en-IN"/>
+        </w:rPr>
+        <w:t>"</w:t>
+      </w:r>
+      <w:proofErr w:type="spellStart"/>
+      <w:r>
+        <w:rPr>
+          <w:rFonts w:ascii="Consolas" w:eastAsia="Times New Roman" w:hAnsi="Consolas" w:cs="Times New Roman"/>
+          <w:color w:val="CE9178"/>
+          <w:sz w:val="21"/>
+          <w:szCs w:val="21"/>
+          <w:lang w:eastAsia="en-IN"/>
+        </w:rPr>
+        <w:t>Subscription.Data_Usage_GB</w:t>
+      </w:r>
+      <w:proofErr w:type="spellEnd"/>
+      <w:r>
+        <w:rPr>
+          <w:rFonts w:ascii="Consolas" w:eastAsia="Times New Roman" w:hAnsi="Consolas" w:cs="Times New Roman"/>
+          <w:color w:val="CE9178"/>
+          <w:sz w:val="21"/>
+          <w:szCs w:val="21"/>
+          <w:lang w:eastAsia="en-IN"/>
+        </w:rPr>
+        <w:t>"</w:t>
+      </w:r>
       <w:r>
         <w:rPr>
           <w:rFonts w:ascii="Consolas" w:eastAsia="Times New Roman" w:hAnsi="Consolas" w:cs="Times New Roman"/>
@@ -6457,9 +5728,9 @@
           <w:szCs w:val="21"/>
           <w:lang w:eastAsia="en-IN"/>
         </w:rPr>
-        <w:t xml:space="preserve">    </w:t>
-      </w:r>
-      <w:proofErr w:type="gramStart"/>
+        <w:t>: { $</w:t>
+      </w:r>
+      <w:proofErr w:type="spellStart"/>
       <w:r>
         <w:rPr>
           <w:rFonts w:ascii="Consolas" w:eastAsia="Times New Roman" w:hAnsi="Consolas" w:cs="Times New Roman"/>
@@ -6468,41 +5739,9 @@
           <w:szCs w:val="21"/>
           <w:lang w:eastAsia="en-IN"/>
         </w:rPr>
-        <w:t xml:space="preserve">{ </w:t>
-      </w:r>
-      <w:r>
-        <w:rPr>
-          <w:rFonts w:ascii="Consolas" w:eastAsia="Times New Roman" w:hAnsi="Consolas" w:cs="Times New Roman"/>
-          <w:color w:val="CE9178"/>
-          <w:sz w:val="21"/>
-          <w:szCs w:val="21"/>
-          <w:lang w:eastAsia="en-IN"/>
-        </w:rPr>
-        <w:t>"</w:t>
-      </w:r>
-      <w:proofErr w:type="spellStart"/>
-      <w:proofErr w:type="gramEnd"/>
-      <w:r>
-        <w:rPr>
-          <w:rFonts w:ascii="Consolas" w:eastAsia="Times New Roman" w:hAnsi="Consolas" w:cs="Times New Roman"/>
-          <w:color w:val="CE9178"/>
-          <w:sz w:val="21"/>
-          <w:szCs w:val="21"/>
-          <w:lang w:eastAsia="en-IN"/>
-        </w:rPr>
-        <w:t>Subscription.Data_Usage_GB</w:t>
+        <w:t>gt</w:t>
       </w:r>
       <w:proofErr w:type="spellEnd"/>
-      <w:r>
-        <w:rPr>
-          <w:rFonts w:ascii="Consolas" w:eastAsia="Times New Roman" w:hAnsi="Consolas" w:cs="Times New Roman"/>
-          <w:color w:val="CE9178"/>
-          <w:sz w:val="21"/>
-          <w:szCs w:val="21"/>
-          <w:lang w:eastAsia="en-IN"/>
-        </w:rPr>
-        <w:t>"</w:t>
-      </w:r>
       <w:r>
         <w:rPr>
           <w:rFonts w:ascii="Consolas" w:eastAsia="Times New Roman" w:hAnsi="Consolas" w:cs="Times New Roman"/>
@@ -6511,10 +5750,13 @@
           <w:szCs w:val="21"/>
           <w:lang w:eastAsia="en-IN"/>
         </w:rPr>
-        <w:t>: { $</w:t>
-      </w:r>
-      <w:proofErr w:type="spellStart"/>
-      <w:r>
+        <w:t>: 70 } },</w:t>
+      </w:r>
+    </w:p>
+    <w:p>
+      <w:pPr>
+        <w:shd w:val="clear" w:color="auto" w:fill="1E1E1E"/>
+        <w:spacing w:before="0" w:after="0" w:line="360" w:lineRule="auto"/>
         <w:rPr>
           <w:rFonts w:ascii="Consolas" w:eastAsia="Times New Roman" w:hAnsi="Consolas" w:cs="Times New Roman"/>
           <w:color w:val="D4D4D4"/>
@@ -6522,9 +5764,7 @@
           <w:szCs w:val="21"/>
           <w:lang w:eastAsia="en-IN"/>
         </w:rPr>
-        <w:t>gt</w:t>
-      </w:r>
-      <w:proofErr w:type="spellEnd"/>
+      </w:pPr>
       <w:r>
         <w:rPr>
           <w:rFonts w:ascii="Consolas" w:eastAsia="Times New Roman" w:hAnsi="Consolas" w:cs="Times New Roman"/>
@@ -6533,44 +5773,9 @@
           <w:szCs w:val="21"/>
           <w:lang w:eastAsia="en-IN"/>
         </w:rPr>
-        <w:t>: 70 } },</w:t>
-      </w:r>
-    </w:p>
-    <w:p>
-      <w:pPr>
-        <w:shd w:val="clear" w:color="auto" w:fill="1E1E1E"/>
-        <w:spacing w:before="0" w:after="0" w:line="360" w:lineRule="auto"/>
-        <w:rPr>
-          <w:rFonts w:ascii="Consolas" w:eastAsia="Times New Roman" w:hAnsi="Consolas" w:cs="Times New Roman"/>
-          <w:color w:val="D4D4D4"/>
-          <w:sz w:val="21"/>
-          <w:szCs w:val="21"/>
-          <w:lang w:eastAsia="en-IN"/>
-        </w:rPr>
-      </w:pPr>
-      <w:r>
-        <w:rPr>
-          <w:rFonts w:ascii="Consolas" w:eastAsia="Times New Roman" w:hAnsi="Consolas" w:cs="Times New Roman"/>
-          <w:color w:val="D4D4D4"/>
-          <w:sz w:val="21"/>
-          <w:szCs w:val="21"/>
-          <w:lang w:eastAsia="en-IN"/>
-        </w:rPr>
-        <w:t xml:space="preserve">    </w:t>
-      </w:r>
-      <w:proofErr w:type="gramStart"/>
-      <w:r>
-        <w:rPr>
-          <w:rFonts w:ascii="Consolas" w:eastAsia="Times New Roman" w:hAnsi="Consolas" w:cs="Times New Roman"/>
-          <w:color w:val="D4D4D4"/>
-          <w:sz w:val="21"/>
-          <w:szCs w:val="21"/>
-          <w:lang w:eastAsia="en-IN"/>
-        </w:rPr>
-        <w:t>{ $</w:t>
+        <w:t>    { $</w:t>
       </w:r>
       <w:proofErr w:type="spellStart"/>
-      <w:proofErr w:type="gramEnd"/>
       <w:r>
         <w:rPr>
           <w:rFonts w:ascii="Consolas" w:eastAsia="Times New Roman" w:hAnsi="Consolas" w:cs="Times New Roman"/>
@@ -6712,7 +5917,7 @@
                     </pic:cNvPicPr>
                   </pic:nvPicPr>
                   <pic:blipFill>
-                    <a:blip r:embed="rId25">
+                    <a:blip r:embed="rId23">
                       <a:extLst>
                         <a:ext uri="{28A0092B-C50C-407E-A947-70E740481C1C}">
                           <a14:useLocalDpi xmlns:a14="http://schemas.microsoft.com/office/drawing/2010/main" val="0"/>
@@ -6894,7 +6099,6 @@
                               </w:rPr>
                             </w:pPr>
                             <w:proofErr w:type="spellStart"/>
-                            <w:proofErr w:type="gramStart"/>
                             <w:r>
                               <w:rPr>
                                 <w:rFonts w:ascii="Consolas" w:eastAsia="Times New Roman" w:hAnsi="Consolas" w:cs="Times New Roman"/>
@@ -6906,7 +6110,6 @@
                               <w:t>db.Customers.updateMany</w:t>
                             </w:r>
                             <w:proofErr w:type="spellEnd"/>
-                            <w:proofErr w:type="gramEnd"/>
                             <w:r>
                               <w:rPr>
                                 <w:rFonts w:ascii="Consolas" w:eastAsia="Times New Roman" w:hAnsi="Consolas" w:cs="Times New Roman"/>
@@ -6938,18 +6141,7 @@
                                 <w:szCs w:val="21"/>
                                 <w:lang w:eastAsia="en-IN" w:bidi="gu-IN"/>
                               </w:rPr>
-                              <w:t xml:space="preserve">  </w:t>
-                            </w:r>
-                            <w:proofErr w:type="gramStart"/>
-                            <w:r>
-                              <w:rPr>
-                                <w:rFonts w:ascii="Consolas" w:eastAsia="Times New Roman" w:hAnsi="Consolas" w:cs="Times New Roman"/>
-                                <w:color w:val="CCCCCC"/>
-                                <w:sz w:val="21"/>
-                                <w:szCs w:val="21"/>
-                                <w:lang w:eastAsia="en-IN" w:bidi="gu-IN"/>
-                              </w:rPr>
-                              <w:t xml:space="preserve">{ </w:t>
+                              <w:t xml:space="preserve">  { </w:t>
                             </w:r>
                             <w:r>
                               <w:rPr>
@@ -6962,7 +6154,6 @@
                               <w:t>"</w:t>
                             </w:r>
                             <w:proofErr w:type="spellStart"/>
-                            <w:proofErr w:type="gramEnd"/>
                             <w:r>
                               <w:rPr>
                                 <w:rFonts w:ascii="Consolas" w:eastAsia="Times New Roman" w:hAnsi="Consolas" w:cs="Times New Roman"/>
@@ -7035,18 +6226,7 @@
                                 <w:szCs w:val="21"/>
                                 <w:lang w:eastAsia="en-IN" w:bidi="gu-IN"/>
                               </w:rPr>
-                              <w:t xml:space="preserve">  </w:t>
-                            </w:r>
-                            <w:proofErr w:type="gramStart"/>
-                            <w:r>
-                              <w:rPr>
-                                <w:rFonts w:ascii="Consolas" w:eastAsia="Times New Roman" w:hAnsi="Consolas" w:cs="Times New Roman"/>
-                                <w:color w:val="CCCCCC"/>
-                                <w:sz w:val="21"/>
-                                <w:szCs w:val="21"/>
-                                <w:lang w:eastAsia="en-IN" w:bidi="gu-IN"/>
-                              </w:rPr>
-                              <w:t xml:space="preserve">{ </w:t>
+                              <w:t xml:space="preserve">  { </w:t>
                             </w:r>
                             <w:r>
                               <w:rPr>
@@ -7056,18 +6236,7 @@
                                 <w:szCs w:val="21"/>
                                 <w:lang w:eastAsia="en-IN" w:bidi="gu-IN"/>
                               </w:rPr>
-                              <w:t>$</w:t>
-                            </w:r>
-                            <w:proofErr w:type="gramEnd"/>
-                            <w:r>
-                              <w:rPr>
-                                <w:rFonts w:ascii="Consolas" w:eastAsia="Times New Roman" w:hAnsi="Consolas" w:cs="Times New Roman"/>
-                                <w:color w:val="F44747"/>
-                                <w:sz w:val="21"/>
-                                <w:szCs w:val="21"/>
-                                <w:lang w:eastAsia="en-IN" w:bidi="gu-IN"/>
-                              </w:rPr>
-                              <w:t>set</w:t>
+                              <w:t>$set</w:t>
                             </w:r>
                             <w:r>
                               <w:rPr>
@@ -7215,7 +6384,7 @@
               </wp:inline>
             </w:drawing>
           </mc:Choice>
-          <mc:Fallback xmlns:a14="http://schemas.microsoft.com/office/drawing/2010/main" xmlns:pic="http://schemas.openxmlformats.org/drawingml/2006/picture" xmlns:a="http://schemas.openxmlformats.org/drawingml/2006/main">
+          <mc:Fallback xmlns:a="http://schemas.openxmlformats.org/drawingml/2006/main" xmlns:pic="http://schemas.openxmlformats.org/drawingml/2006/picture" xmlns:a14="http://schemas.microsoft.com/office/drawing/2010/main">
             <w:pict>
               <v:shape id="_x0000_s1028" style="width:276pt;height:68.5pt;visibility:visible;mso-wrap-style:square;mso-left-percent:-10001;mso-top-percent:-10001;mso-position-horizontal:absolute;mso-position-horizontal-relative:char;mso-position-vertical:absolute;mso-position-vertical-relative:line;mso-left-percent:-10001;mso-top-percent:-10001;v-text-anchor:top" fillcolor="#161616 [334]" stroked="f" strokeweight=".5pt" type="#_x0000_t202" o:gfxdata="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" w14:anchorId="72448E06">
                 <v:shadow on="t" color="black" opacity="26214f" offset=".74836mm,.74836mm" origin="-.5,-.5"/>
@@ -7540,7 +6709,7 @@
                     <pic:cNvPicPr/>
                   </pic:nvPicPr>
                   <pic:blipFill>
-                    <a:blip r:embed="rId26"/>
+                    <a:blip r:embed="rId24"/>
                     <a:stretch>
                       <a:fillRect/>
                     </a:stretch>
@@ -7638,7 +6807,7 @@
                     <pic:cNvPicPr/>
                   </pic:nvPicPr>
                   <pic:blipFill>
-                    <a:blip r:embed="rId27"/>
+                    <a:blip r:embed="rId25"/>
                     <a:stretch>
                       <a:fillRect/>
                     </a:stretch>
@@ -7842,7 +7011,6 @@
                               </w:rPr>
                             </w:pPr>
                             <w:proofErr w:type="spellStart"/>
-                            <w:proofErr w:type="gramStart"/>
                             <w:r>
                               <w:rPr>
                                 <w:rFonts w:ascii="Consolas" w:eastAsia="Times New Roman" w:hAnsi="Consolas" w:cs="Times New Roman"/>
@@ -7854,7 +7022,6 @@
                               <w:t>db.Customers.deleteMany</w:t>
                             </w:r>
                             <w:proofErr w:type="spellEnd"/>
-                            <w:proofErr w:type="gramEnd"/>
                             <w:r>
                               <w:rPr>
                                 <w:rFonts w:ascii="Consolas" w:eastAsia="Times New Roman" w:hAnsi="Consolas" w:cs="Times New Roman"/>
@@ -7974,7 +7141,7 @@
               </wp:inline>
             </w:drawing>
           </mc:Choice>
-          <mc:Fallback xmlns:a14="http://schemas.microsoft.com/office/drawing/2010/main" xmlns:pic="http://schemas.openxmlformats.org/drawingml/2006/picture" xmlns:a="http://schemas.openxmlformats.org/drawingml/2006/main">
+          <mc:Fallback xmlns:a="http://schemas.openxmlformats.org/drawingml/2006/main" xmlns:pic="http://schemas.openxmlformats.org/drawingml/2006/picture" xmlns:a14="http://schemas.microsoft.com/office/drawing/2010/main">
             <w:pict>
               <v:shape id="_x0000_s1029" style="width:429pt;height:29.1pt;visibility:visible;mso-wrap-style:square;mso-left-percent:-10001;mso-top-percent:-10001;mso-position-horizontal:absolute;mso-position-horizontal-relative:char;mso-position-vertical:absolute;mso-position-vertical-relative:line;mso-left-percent:-10001;mso-top-percent:-10001;v-text-anchor:top" fillcolor="#161616 [334]" stroked="f" strokeweight=".5pt" type="#_x0000_t202" o:gfxdata="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" w14:anchorId="2CC65ABD">
                 <v:shadow on="t" color="black" opacity="26214f" offset=".74836mm,.74836mm" origin="-.5,-.5"/>
@@ -8143,7 +7310,7 @@
                     <pic:cNvPicPr/>
                   </pic:nvPicPr>
                   <pic:blipFill>
-                    <a:blip r:embed="rId28"/>
+                    <a:blip r:embed="rId26"/>
                     <a:stretch>
                       <a:fillRect/>
                     </a:stretch>
@@ -8247,7 +7414,7 @@
                     <pic:cNvPicPr/>
                   </pic:nvPicPr>
                   <pic:blipFill>
-                    <a:blip r:embed="rId29"/>
+                    <a:blip r:embed="rId27"/>
                     <a:stretch>
                       <a:fillRect/>
                     </a:stretch>
@@ -8327,7 +7494,6 @@
         </w:rPr>
       </w:pPr>
       <w:proofErr w:type="spellStart"/>
-      <w:proofErr w:type="gramStart"/>
       <w:r>
         <w:rPr>
           <w:rFonts w:ascii="Consolas" w:eastAsia="Times New Roman" w:hAnsi="Consolas" w:cs="Times New Roman"/>
@@ -8336,18 +7502,7 @@
           <w:szCs w:val="21"/>
           <w:lang w:eastAsia="en-IN"/>
         </w:rPr>
-        <w:t>db.telecom</w:t>
-      </w:r>
-      <w:proofErr w:type="gramEnd"/>
-      <w:r>
-        <w:rPr>
-          <w:rFonts w:ascii="Consolas" w:eastAsia="Times New Roman" w:hAnsi="Consolas" w:cs="Times New Roman"/>
-          <w:color w:val="D4D4D4"/>
-          <w:sz w:val="21"/>
-          <w:szCs w:val="21"/>
-          <w:lang w:eastAsia="en-IN"/>
-        </w:rPr>
-        <w:t>.deleteMany</w:t>
+        <w:t>db.telecom.deleteMany</w:t>
       </w:r>
       <w:proofErr w:type="spellEnd"/>
       <w:r>
@@ -8498,7 +7653,7 @@
                     </pic:cNvPicPr>
                   </pic:nvPicPr>
                   <pic:blipFill>
-                    <a:blip r:embed="rId30">
+                    <a:blip r:embed="rId28">
                       <a:extLst>
                         <a:ext uri="{28A0092B-C50C-407E-A947-70E740481C1C}">
                           <a14:useLocalDpi xmlns:a14="http://schemas.microsoft.com/office/drawing/2010/main" val="0"/>
@@ -8558,23 +7713,13 @@
         <w:t xml:space="preserve">Delete a specific customer by their </w:t>
       </w:r>
       <w:proofErr w:type="spellStart"/>
-      <w:proofErr w:type="gramStart"/>
-      <w:r>
-        <w:rPr>
-          <w:rFonts w:ascii="Nokia Pure Headline" w:eastAsia="Calibri" w:hAnsi="Nokia Pure Headline" w:cs="Calibri"/>
-          <w:sz w:val="24"/>
-          <w:szCs w:val="24"/>
-        </w:rPr>
-        <w:t>Customer</w:t>
-      </w:r>
-      <w:proofErr w:type="gramEnd"/>
-      <w:r>
-        <w:rPr>
-          <w:rFonts w:ascii="Nokia Pure Headline" w:eastAsia="Calibri" w:hAnsi="Nokia Pure Headline" w:cs="Calibri"/>
-          <w:sz w:val="24"/>
-          <w:szCs w:val="24"/>
-        </w:rPr>
-        <w:t>_ID</w:t>
+      <w:r>
+        <w:rPr>
+          <w:rFonts w:ascii="Nokia Pure Headline" w:eastAsia="Calibri" w:hAnsi="Nokia Pure Headline" w:cs="Calibri"/>
+          <w:sz w:val="24"/>
+          <w:szCs w:val="24"/>
+        </w:rPr>
+        <w:t>Customer_ID</w:t>
       </w:r>
       <w:proofErr w:type="spellEnd"/>
       <w:r>
@@ -8599,7 +7744,6 @@
         </w:rPr>
       </w:pPr>
       <w:proofErr w:type="spellStart"/>
-      <w:proofErr w:type="gramStart"/>
       <w:r>
         <w:rPr>
           <w:rFonts w:ascii="Consolas" w:eastAsia="Times New Roman" w:hAnsi="Consolas" w:cs="Times New Roman"/>
@@ -8608,18 +7752,7 @@
           <w:szCs w:val="21"/>
           <w:lang w:eastAsia="en-IN"/>
         </w:rPr>
-        <w:t>db.telecom</w:t>
-      </w:r>
-      <w:proofErr w:type="gramEnd"/>
-      <w:r>
-        <w:rPr>
-          <w:rFonts w:ascii="Consolas" w:eastAsia="Times New Roman" w:hAnsi="Consolas" w:cs="Times New Roman"/>
-          <w:color w:val="D4D4D4"/>
-          <w:sz w:val="21"/>
-          <w:szCs w:val="21"/>
-          <w:lang w:eastAsia="en-IN"/>
-        </w:rPr>
-        <w:t>.deleteOne</w:t>
+        <w:t>db.telecom.deleteOne</w:t>
       </w:r>
       <w:proofErr w:type="spellEnd"/>
       <w:r>
@@ -8760,7 +7893,7 @@
                     </pic:cNvPicPr>
                   </pic:nvPicPr>
                   <pic:blipFill>
-                    <a:blip r:embed="rId31">
+                    <a:blip r:embed="rId29">
                       <a:extLst>
                         <a:ext uri="{28A0092B-C50C-407E-A947-70E740481C1C}">
                           <a14:useLocalDpi xmlns:a14="http://schemas.microsoft.com/office/drawing/2010/main" val="0"/>
@@ -8898,7 +8031,7 @@
           <w:szCs w:val="24"/>
         </w:rPr>
       </w:pPr>
-      <w:bookmarkStart w:id="4" w:name="_Hlk179194380"/>
+      <w:bookmarkStart w:id="3" w:name="_Hlk179194380"/>
       <w:r>
         <w:rPr>
           <w:rFonts w:ascii="Nokia Pure Headline" w:eastAsia="Calibri" w:hAnsi="Nokia Pure Headline" w:cs="Calibri"/>
@@ -8926,7 +8059,7 @@
         <w:t xml:space="preserve"> field for all customers by 1 month:</w:t>
       </w:r>
     </w:p>
-    <w:bookmarkEnd w:id="4"/>
+    <w:bookmarkEnd w:id="3"/>
     <w:p>
       <w:pPr>
         <w:spacing w:line="360" w:lineRule="auto"/>
@@ -8987,7 +8120,6 @@
                               </w:rPr>
                             </w:pPr>
                             <w:proofErr w:type="spellStart"/>
-                            <w:proofErr w:type="gramStart"/>
                             <w:r>
                               <w:rPr>
                                 <w:rFonts w:ascii="Consolas" w:eastAsia="Times New Roman" w:hAnsi="Consolas" w:cs="Times New Roman"/>
@@ -8999,7 +8131,6 @@
                               <w:t>db.Customers.updateMany</w:t>
                             </w:r>
                             <w:proofErr w:type="spellEnd"/>
-                            <w:proofErr w:type="gramEnd"/>
                             <w:r>
                               <w:rPr>
                                 <w:rFonts w:ascii="Consolas" w:eastAsia="Times New Roman" w:hAnsi="Consolas" w:cs="Times New Roman"/>
@@ -9054,18 +8185,7 @@
                                 <w:szCs w:val="21"/>
                                 <w:lang w:eastAsia="en-IN" w:bidi="gu-IN"/>
                               </w:rPr>
-                              <w:t xml:space="preserve">  </w:t>
-                            </w:r>
-                            <w:proofErr w:type="gramStart"/>
-                            <w:r>
-                              <w:rPr>
-                                <w:rFonts w:ascii="Consolas" w:eastAsia="Times New Roman" w:hAnsi="Consolas" w:cs="Times New Roman"/>
-                                <w:color w:val="CCCCCC"/>
-                                <w:sz w:val="21"/>
-                                <w:szCs w:val="21"/>
-                                <w:lang w:eastAsia="en-IN" w:bidi="gu-IN"/>
-                              </w:rPr>
-                              <w:t xml:space="preserve">{ </w:t>
+                              <w:t xml:space="preserve">  { </w:t>
                             </w:r>
                             <w:r>
                               <w:rPr>
@@ -9078,7 +8198,6 @@
                               <w:t>$</w:t>
                             </w:r>
                             <w:proofErr w:type="spellStart"/>
-                            <w:proofErr w:type="gramEnd"/>
                             <w:r>
                               <w:rPr>
                                 <w:rFonts w:ascii="Consolas" w:eastAsia="Times New Roman" w:hAnsi="Consolas" w:cs="Times New Roman"/>
@@ -9213,7 +8332,7 @@
               </wp:inline>
             </w:drawing>
           </mc:Choice>
-          <mc:Fallback xmlns:a14="http://schemas.microsoft.com/office/drawing/2010/main" xmlns:pic="http://schemas.openxmlformats.org/drawingml/2006/picture" xmlns:a="http://schemas.openxmlformats.org/drawingml/2006/main">
+          <mc:Fallback xmlns:a="http://schemas.openxmlformats.org/drawingml/2006/main" xmlns:pic="http://schemas.openxmlformats.org/drawingml/2006/picture" xmlns:a14="http://schemas.microsoft.com/office/drawing/2010/main">
             <w:pict>
               <v:shape id="_x0000_s1030" style="width:298.3pt;height:67.9pt;visibility:visible;mso-wrap-style:square;mso-left-percent:-10001;mso-top-percent:-10001;mso-position-horizontal:absolute;mso-position-horizontal-relative:char;mso-position-vertical:absolute;mso-position-vertical-relative:line;mso-left-percent:-10001;mso-top-percent:-10001;v-text-anchor:top" fillcolor="#161616 [334]" stroked="f" strokeweight=".5pt" type="#_x0000_t202" o:gfxdata="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" w14:anchorId="7584CC32">
                 <v:shadow on="t" color="black" opacity="26214f" offset=".74836mm,.74836mm" origin="-.5,-.5"/>
@@ -9457,7 +8576,7 @@
                     <pic:cNvPicPr/>
                   </pic:nvPicPr>
                   <pic:blipFill>
-                    <a:blip r:embed="rId32"/>
+                    <a:blip r:embed="rId30"/>
                     <a:stretch>
                       <a:fillRect/>
                     </a:stretch>
@@ -9571,7 +8690,7 @@
                     <pic:cNvPicPr/>
                   </pic:nvPicPr>
                   <pic:blipFill>
-                    <a:blip r:embed="rId33"/>
+                    <a:blip r:embed="rId31"/>
                     <a:stretch>
                       <a:fillRect/>
                     </a:stretch>
@@ -9619,7 +8738,7 @@
           <w:noProof/>
         </w:rPr>
         <w:drawing>
-          <wp:inline distT="0" distB="0" distL="0" distR="0" wp14:anchorId="302E63F0" wp14:editId="37C20E59">
+          <wp:inline distT="0" distB="0" distL="0" distR="0" wp14:anchorId="302E63F0" wp14:editId="7FB0F1B0">
             <wp:extent cx="2744016" cy="1337603"/>
             <wp:effectExtent l="95250" t="76200" r="94615" b="129540"/>
             <wp:docPr id="1153204072" name="Picture 1" descr="A screenshot of a computer&#10;&#10;Description automatically generated"/>
@@ -9634,7 +8753,7 @@
                     <pic:cNvPicPr/>
                   </pic:nvPicPr>
                   <pic:blipFill>
-                    <a:blip r:embed="rId34" cstate="print">
+                    <a:blip r:embed="rId32" cstate="print">
                       <a:extLst>
                         <a:ext uri="{28A0092B-C50C-407E-A947-70E740481C1C}">
                           <a14:useLocalDpi xmlns:a14="http://schemas.microsoft.com/office/drawing/2010/main" val="0"/>
@@ -10081,7 +9200,6 @@
                               <w:t xml:space="preserve"> </w:t>
                             </w:r>
                             <w:proofErr w:type="spellStart"/>
-                            <w:proofErr w:type="gramStart"/>
                             <w:r>
                               <w:rPr>
                                 <w:rFonts w:ascii="Consolas" w:eastAsia="Times New Roman" w:hAnsi="Consolas" w:cs="Times New Roman"/>
@@ -10093,7 +9211,6 @@
                               <w:t>db.getMongo</w:t>
                             </w:r>
                             <w:proofErr w:type="spellEnd"/>
-                            <w:proofErr w:type="gramEnd"/>
                             <w:r>
                               <w:rPr>
                                 <w:rFonts w:ascii="Consolas" w:eastAsia="Times New Roman" w:hAnsi="Consolas" w:cs="Times New Roman"/>
@@ -10196,7 +9313,6 @@
                               </w:rPr>
                             </w:pPr>
                             <w:proofErr w:type="spellStart"/>
-                            <w:proofErr w:type="gramStart"/>
                             <w:r>
                               <w:rPr>
                                 <w:rFonts w:ascii="Consolas" w:eastAsia="Times New Roman" w:hAnsi="Consolas" w:cs="Times New Roman"/>
@@ -10218,7 +9334,6 @@
                               <w:t>.startTransaction</w:t>
                             </w:r>
                             <w:proofErr w:type="spellEnd"/>
-                            <w:proofErr w:type="gramEnd"/>
                             <w:r>
                               <w:rPr>
                                 <w:rFonts w:ascii="Consolas" w:eastAsia="Times New Roman" w:hAnsi="Consolas" w:cs="Times New Roman"/>
@@ -10396,7 +9511,6 @@
                               <w:t xml:space="preserve"> = </w:t>
                             </w:r>
                             <w:proofErr w:type="spellStart"/>
-                            <w:proofErr w:type="gramStart"/>
                             <w:r>
                               <w:rPr>
                                 <w:rFonts w:ascii="Consolas" w:eastAsia="Times New Roman" w:hAnsi="Consolas" w:cs="Times New Roman"/>
@@ -10408,7 +9522,6 @@
                               <w:t>session.getDatabase</w:t>
                             </w:r>
                             <w:proofErr w:type="spellEnd"/>
-                            <w:proofErr w:type="gramEnd"/>
                             <w:r>
                               <w:rPr>
                                 <w:rFonts w:ascii="Consolas" w:eastAsia="Times New Roman" w:hAnsi="Consolas" w:cs="Times New Roman"/>
@@ -10529,7 +9642,6 @@
                               <w:t xml:space="preserve"> = </w:t>
                             </w:r>
                             <w:proofErr w:type="spellStart"/>
-                            <w:proofErr w:type="gramStart"/>
                             <w:r>
                               <w:rPr>
                                 <w:rFonts w:ascii="Consolas" w:eastAsia="Times New Roman" w:hAnsi="Consolas" w:cs="Times New Roman"/>
@@ -10541,7 +9653,6 @@
                               <w:t>session.getDatabase</w:t>
                             </w:r>
                             <w:proofErr w:type="spellEnd"/>
-                            <w:proofErr w:type="gramEnd"/>
                             <w:r>
                               <w:rPr>
                                 <w:rFonts w:ascii="Consolas" w:eastAsia="Times New Roman" w:hAnsi="Consolas" w:cs="Times New Roman"/>
@@ -10770,18 +9881,7 @@
                                 <w:szCs w:val="21"/>
                                 <w:lang w:eastAsia="en-IN" w:bidi="gu-IN"/>
                               </w:rPr>
-                              <w:t xml:space="preserve">    </w:t>
-                            </w:r>
-                            <w:proofErr w:type="gramStart"/>
-                            <w:r>
-                              <w:rPr>
-                                <w:rFonts w:ascii="Consolas" w:eastAsia="Times New Roman" w:hAnsi="Consolas" w:cs="Times New Roman"/>
-                                <w:color w:val="CCCCCC"/>
-                                <w:sz w:val="21"/>
-                                <w:szCs w:val="21"/>
-                                <w:lang w:eastAsia="en-IN" w:bidi="gu-IN"/>
-                              </w:rPr>
-                              <w:t xml:space="preserve">{ </w:t>
+                              <w:t xml:space="preserve">    { </w:t>
                             </w:r>
                             <w:proofErr w:type="spellStart"/>
                             <w:r>
@@ -10792,18 +9892,7 @@
                                 <w:szCs w:val="21"/>
                                 <w:lang w:eastAsia="en-IN" w:bidi="gu-IN"/>
                               </w:rPr>
-                              <w:t>Customer</w:t>
-                            </w:r>
-                            <w:proofErr w:type="gramEnd"/>
-                            <w:r>
-                              <w:rPr>
-                                <w:rFonts w:ascii="Consolas" w:eastAsia="Times New Roman" w:hAnsi="Consolas" w:cs="Times New Roman"/>
-                                <w:color w:val="CCCCCC"/>
-                                <w:sz w:val="21"/>
-                                <w:szCs w:val="21"/>
-                                <w:lang w:eastAsia="en-IN" w:bidi="gu-IN"/>
-                              </w:rPr>
-                              <w:t>_ID</w:t>
+                              <w:t>Customer_ID</w:t>
                             </w:r>
                             <w:proofErr w:type="spellEnd"/>
                             <w:r>
@@ -11175,20 +10264,8 @@
                                 <w:szCs w:val="21"/>
                                 <w:lang w:eastAsia="en-IN" w:bidi="gu-IN"/>
                               </w:rPr>
-                              <w:t xml:space="preserve">  </w:t>
-                            </w:r>
-                            <w:proofErr w:type="gramStart"/>
-                            <w:r>
-                              <w:rPr>
-                                <w:rFonts w:ascii="Consolas" w:eastAsia="Times New Roman" w:hAnsi="Consolas" w:cs="Times New Roman"/>
-                                <w:color w:val="CCCCCC"/>
-                                <w:sz w:val="21"/>
-                                <w:szCs w:val="21"/>
-                                <w:lang w:eastAsia="en-IN" w:bidi="gu-IN"/>
-                              </w:rPr>
-                              <w:t>console.log(</w:t>
-                            </w:r>
-                            <w:proofErr w:type="gramEnd"/>
+                              <w:t>  console.log(</w:t>
+                            </w:r>
                             <w:r>
                               <w:rPr>
                                 <w:rFonts w:ascii="Consolas" w:eastAsia="Times New Roman" w:hAnsi="Consolas" w:cs="Times New Roman"/>
@@ -11256,7 +10333,7 @@
               </wp:inline>
             </w:drawing>
           </mc:Choice>
-          <mc:Fallback xmlns:a14="http://schemas.microsoft.com/office/drawing/2010/main" xmlns:pic="http://schemas.openxmlformats.org/drawingml/2006/picture" xmlns:a="http://schemas.openxmlformats.org/drawingml/2006/main">
+          <mc:Fallback xmlns:a="http://schemas.openxmlformats.org/drawingml/2006/main" xmlns:pic="http://schemas.openxmlformats.org/drawingml/2006/picture" xmlns:a14="http://schemas.microsoft.com/office/drawing/2010/main">
             <w:pict>
               <v:shape id="Text Box 11" style="width:427.55pt;height:386.6pt;visibility:visible;mso-wrap-style:square;mso-left-percent:-10001;mso-top-percent:-10001;mso-position-horizontal:absolute;mso-position-horizontal-relative:char;mso-position-vertical:absolute;mso-position-vertical-relative:line;mso-left-percent:-10001;mso-top-percent:-10001;v-text-anchor:top" o:spid="_x0000_s1031" fillcolor="#161616 [334]" stroked="f" strokeweight=".5pt" type="#_x0000_t202" o:gfxdata="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" w14:anchorId="2C97F267">
                 <v:shadow on="t" color="black" opacity="26213f" offset=".74836mm,.74836mm" origin="-.5,-.5"/>
@@ -12171,7 +11248,6 @@
           <w:sz w:val="24"/>
           <w:szCs w:val="24"/>
         </w:rPr>
-        <w:lastRenderedPageBreak/>
         <w:t>Inserts a new record into the Billing collection with the updated information.</w:t>
       </w:r>
     </w:p>
@@ -12195,6 +11271,7 @@
           <w:sz w:val="24"/>
           <w:szCs w:val="24"/>
         </w:rPr>
+        <w:lastRenderedPageBreak/>
         <w:t>If all operations are successful, it commits the transaction.</w:t>
       </w:r>
     </w:p>
@@ -12541,29 +11618,7 @@
                                 <w:szCs w:val="21"/>
                                 <w:lang w:eastAsia="en-IN" w:bidi="gu-IN"/>
                               </w:rPr>
-                              <w:t xml:space="preserve">: new </w:t>
-                            </w:r>
-                            <w:proofErr w:type="gramStart"/>
-                            <w:r>
-                              <w:rPr>
-                                <w:rFonts w:ascii="Consolas" w:eastAsia="Times New Roman" w:hAnsi="Consolas" w:cs="Times New Roman"/>
-                                <w:color w:val="CCCCCC"/>
-                                <w:sz w:val="21"/>
-                                <w:szCs w:val="21"/>
-                                <w:lang w:eastAsia="en-IN" w:bidi="gu-IN"/>
-                              </w:rPr>
-                              <w:t>Date(</w:t>
-                            </w:r>
-                            <w:proofErr w:type="gramEnd"/>
-                            <w:r>
-                              <w:rPr>
-                                <w:rFonts w:ascii="Consolas" w:eastAsia="Times New Roman" w:hAnsi="Consolas" w:cs="Times New Roman"/>
-                                <w:color w:val="CCCCCC"/>
-                                <w:sz w:val="21"/>
-                                <w:szCs w:val="21"/>
-                                <w:lang w:eastAsia="en-IN" w:bidi="gu-IN"/>
-                              </w:rPr>
-                              <w:t>),</w:t>
+                              <w:t>: new Date(),</w:t>
                             </w:r>
                           </w:p>
                           <w:p>
@@ -12698,20 +11753,8 @@
                                 <w:szCs w:val="21"/>
                                 <w:lang w:eastAsia="en-IN" w:bidi="gu-IN"/>
                               </w:rPr>
-                              <w:t xml:space="preserve">  </w:t>
-                            </w:r>
-                            <w:proofErr w:type="gramStart"/>
-                            <w:r>
-                              <w:rPr>
-                                <w:rFonts w:ascii="Consolas" w:eastAsia="Times New Roman" w:hAnsi="Consolas" w:cs="Times New Roman"/>
-                                <w:color w:val="CCCCCC"/>
-                                <w:sz w:val="21"/>
-                                <w:szCs w:val="21"/>
-                                <w:lang w:eastAsia="en-IN" w:bidi="gu-IN"/>
-                              </w:rPr>
-                              <w:t>console.log(</w:t>
-                            </w:r>
-                            <w:proofErr w:type="gramEnd"/>
+                              <w:t>  console.log(</w:t>
+                            </w:r>
                             <w:r>
                               <w:rPr>
                                 <w:rFonts w:ascii="Consolas" w:eastAsia="Times New Roman" w:hAnsi="Consolas" w:cs="Times New Roman"/>
@@ -12854,7 +11897,6 @@
                               <w:t xml:space="preserve">  </w:t>
                             </w:r>
                             <w:proofErr w:type="spellStart"/>
-                            <w:proofErr w:type="gramStart"/>
                             <w:r>
                               <w:rPr>
                                 <w:rFonts w:ascii="Consolas" w:eastAsia="Times New Roman" w:hAnsi="Consolas" w:cs="Times New Roman"/>
@@ -12866,7 +11908,6 @@
                               <w:t>session.commitTransaction</w:t>
                             </w:r>
                             <w:proofErr w:type="spellEnd"/>
-                            <w:proofErr w:type="gramEnd"/>
                             <w:r>
                               <w:rPr>
                                 <w:rFonts w:ascii="Consolas" w:eastAsia="Times New Roman" w:hAnsi="Consolas" w:cs="Times New Roman"/>
@@ -12898,20 +11939,8 @@
                                 <w:szCs w:val="21"/>
                                 <w:lang w:eastAsia="en-IN" w:bidi="gu-IN"/>
                               </w:rPr>
-                              <w:t xml:space="preserve">  </w:t>
-                            </w:r>
-                            <w:proofErr w:type="gramStart"/>
-                            <w:r>
-                              <w:rPr>
-                                <w:rFonts w:ascii="Consolas" w:eastAsia="Times New Roman" w:hAnsi="Consolas" w:cs="Times New Roman"/>
-                                <w:color w:val="CCCCCC"/>
-                                <w:sz w:val="21"/>
-                                <w:szCs w:val="21"/>
-                                <w:lang w:eastAsia="en-IN" w:bidi="gu-IN"/>
-                              </w:rPr>
-                              <w:t>console.log(</w:t>
-                            </w:r>
-                            <w:proofErr w:type="gramEnd"/>
+                              <w:t>  console.log(</w:t>
+                            </w:r>
                             <w:r>
                               <w:rPr>
                                 <w:rFonts w:ascii="Consolas" w:eastAsia="Times New Roman" w:hAnsi="Consolas" w:cs="Times New Roman"/>
@@ -13022,7 +12051,6 @@
                               <w:t xml:space="preserve">  </w:t>
                             </w:r>
                             <w:proofErr w:type="spellStart"/>
-                            <w:proofErr w:type="gramStart"/>
                             <w:r>
                               <w:rPr>
                                 <w:rFonts w:ascii="Consolas" w:eastAsia="Times New Roman" w:hAnsi="Consolas" w:cs="Times New Roman"/>
@@ -13034,7 +12062,6 @@
                               <w:t>session.abortTransaction</w:t>
                             </w:r>
                             <w:proofErr w:type="spellEnd"/>
-                            <w:proofErr w:type="gramEnd"/>
                             <w:r>
                               <w:rPr>
                                 <w:rFonts w:ascii="Consolas" w:eastAsia="Times New Roman" w:hAnsi="Consolas" w:cs="Times New Roman"/>
@@ -13069,7 +12096,6 @@
                               <w:t xml:space="preserve">  </w:t>
                             </w:r>
                             <w:proofErr w:type="spellStart"/>
-                            <w:proofErr w:type="gramStart"/>
                             <w:r>
                               <w:rPr>
                                 <w:rFonts w:ascii="Consolas" w:eastAsia="Times New Roman" w:hAnsi="Consolas" w:cs="Times New Roman"/>
@@ -13081,7 +12107,6 @@
                               <w:t>console.error</w:t>
                             </w:r>
                             <w:proofErr w:type="spellEnd"/>
-                            <w:proofErr w:type="gramEnd"/>
                             <w:r>
                               <w:rPr>
                                 <w:rFonts w:ascii="Consolas" w:eastAsia="Times New Roman" w:hAnsi="Consolas" w:cs="Times New Roman"/>
@@ -13110,20 +12135,8 @@
                                 <w:szCs w:val="21"/>
                                 <w:lang w:eastAsia="en-IN" w:bidi="gu-IN"/>
                               </w:rPr>
-                              <w:t>, error</w:t>
-                            </w:r>
-                            <w:proofErr w:type="gramStart"/>
-                            <w:r>
-                              <w:rPr>
-                                <w:rFonts w:ascii="Consolas" w:eastAsia="Times New Roman" w:hAnsi="Consolas" w:cs="Times New Roman"/>
-                                <w:color w:val="CCCCCC"/>
-                                <w:sz w:val="21"/>
-                                <w:szCs w:val="21"/>
-                                <w:lang w:eastAsia="en-IN" w:bidi="gu-IN"/>
-                              </w:rPr>
-                              <w:t>);</w:t>
-                            </w:r>
-                            <w:proofErr w:type="gramEnd"/>
+                              <w:t>, error);</w:t>
+                            </w:r>
                           </w:p>
                           <w:p>
                             <w:pPr>
@@ -13234,7 +12247,6 @@
                               <w:t xml:space="preserve">  </w:t>
                             </w:r>
                             <w:proofErr w:type="spellStart"/>
-                            <w:proofErr w:type="gramStart"/>
                             <w:r>
                               <w:rPr>
                                 <w:rFonts w:ascii="Consolas" w:eastAsia="Times New Roman" w:hAnsi="Consolas" w:cs="Times New Roman"/>
@@ -13246,7 +12258,6 @@
                               <w:t>session.endSession</w:t>
                             </w:r>
                             <w:proofErr w:type="spellEnd"/>
-                            <w:proofErr w:type="gramEnd"/>
                             <w:r>
                               <w:rPr>
                                 <w:rFonts w:ascii="Consolas" w:eastAsia="Times New Roman" w:hAnsi="Consolas" w:cs="Times New Roman"/>
@@ -13305,7 +12316,7 @@
               </wp:anchor>
             </w:drawing>
           </mc:Choice>
-          <mc:Fallback xmlns:a14="http://schemas.microsoft.com/office/drawing/2010/main" xmlns:pic="http://schemas.openxmlformats.org/drawingml/2006/picture" xmlns:a="http://schemas.openxmlformats.org/drawingml/2006/main">
+          <mc:Fallback xmlns:a="http://schemas.openxmlformats.org/drawingml/2006/main" xmlns:pic="http://schemas.openxmlformats.org/drawingml/2006/picture" xmlns:a14="http://schemas.microsoft.com/office/drawing/2010/main">
             <w:pict>
               <v:shape id="_x0000_s1032" style="position:absolute;left:0;text-align:left;margin-left:74.8pt;margin-top:71.55pt;width:427.55pt;height:323.4pt;z-index:251659272;visibility:visible;mso-wrap-style:square;mso-wrap-distance-left:9pt;mso-wrap-distance-top:0;mso-wrap-distance-right:9pt;mso-wrap-distance-bottom:0;mso-position-horizontal:absolute;mso-position-horizontal-relative:page;mso-position-vertical:absolute;mso-position-vertical-relative:text;v-text-anchor:top" fillcolor="#161616 [334]" stroked="f" strokeweight=".5pt" type="#_x0000_t202" o:gfxdata="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" w14:anchorId="0FEDBA79">
                 <v:shadow on="t" color="black" opacity="26213f" offset=".74836mm,.74836mm" origin="-.5,-.5"/>
@@ -14118,7 +13129,7 @@
                     <pic:cNvPicPr/>
                   </pic:nvPicPr>
                   <pic:blipFill>
-                    <a:blip r:embed="rId35"/>
+                    <a:blip r:embed="rId33"/>
                     <a:stretch>
                       <a:fillRect/>
                     </a:stretch>
@@ -14408,7 +13419,14 @@
           <w:szCs w:val="24"/>
         </w:rPr>
       </w:pPr>
-      <w:hyperlink r:id="rId36" w:tgtFrame="_blank" w:tooltip="https://github.com/bluedata-consulting/nokia/blob/4e0ac35c20419a410623189767e081d561d535ab/database%20administrator/level%202/nosql%20databases%20(mongodb)/labs/lab%205/resources/json_datasets.rar" w:history="1">
+      <w:r>
+        <w:t xml:space="preserve">Dataset : </w:t>
+      </w:r>
+      <w:hyperlink r:id="rId34" w:tgtFrame="_blank" w:tooltip="https://github.com/bluedata-consulting/nokia/blob/4e0ac35c20419a410623189767e081d561d535ab/database%20administrator/level%202/nosql%20databases%20(mongodb)/labs/lab%205/resources/json_datasets.rar" w:history="1">
+        <w:r>
+          <w:t xml:space="preserve"> </w:t>
+        </w:r>
+        <w:proofErr w:type="spellStart"/>
         <w:r>
           <w:rPr>
             <w:rStyle w:val="Hyperlink"/>
@@ -14416,8 +13434,9 @@
             <w:sz w:val="24"/>
             <w:szCs w:val="24"/>
           </w:rPr>
-          <w:t>https://github.com/Bluedata-Consulting/NOKIA/blob/4e0ac35c20419a410623189767e081d561d535ab/Database%20Administrator/Level%202/NoSQL%20Databases%20(MongoDB)/Labs/Lab%205/Resources/json_datasets.rar</w:t>
+          <w:t>json_datasets.rar</w:t>
         </w:r>
+        <w:proofErr w:type="spellEnd"/>
       </w:hyperlink>
     </w:p>
     <w:p>
@@ -19985,7 +19004,12 @@
 </file>
 
 <file path=customXml/item2.xml><?xml version="1.0" encoding="utf-8"?>
-<b:Sources xmlns:b="http://schemas.openxmlformats.org/officeDocument/2006/bibliography" xmlns="http://schemas.openxmlformats.org/officeDocument/2006/bibliography" SelectedStyle="\APASixthEditionOfficeOnline.xsl" StyleName="APA" Version="6"/>
+<?mso-contentType ?>
+<FormTemplates xmlns="http://schemas.microsoft.com/sharepoint/v3/contenttype/forms">
+  <Display>DocumentLibraryForm</Display>
+  <Edit>DocumentLibraryForm</Edit>
+  <New>DocumentLibraryForm</New>
+</FormTemplates>
 </file>
 
 <file path=customXml/item3.xml><?xml version="1.0" encoding="utf-8"?>
@@ -19999,22 +19023,32 @@
 </file>
 
 <file path=customXml/item4.xml><?xml version="1.0" encoding="utf-8"?>
-<?mso-contentType ?>
-<FormTemplates xmlns="http://schemas.microsoft.com/sharepoint/v3/contenttype/forms">
-  <Display>DocumentLibraryForm</Display>
-  <Edit>DocumentLibraryForm</Edit>
-  <New>DocumentLibraryForm</New>
-</FormTemplates>
+<b:Sources xmlns:b="http://schemas.openxmlformats.org/officeDocument/2006/bibliography" xmlns="http://schemas.openxmlformats.org/officeDocument/2006/bibliography" SelectedStyle="\APASixthEditionOfficeOnline.xsl" StyleName="APA" Version="6"/>
 </file>
 
 <file path=customXml/itemProps1.xml><?xml version="1.0" encoding="utf-8"?>
-<ds:datastoreItem xmlns:ds="http://schemas.openxmlformats.org/officeDocument/2006/customXml" ds:itemID="{26B6D4B9-E8DC-42A0-A296-A1106E6AE9C3}"/>
+<ds:datastoreItem xmlns:ds="http://schemas.openxmlformats.org/officeDocument/2006/customXml" ds:itemID="{26B6D4B9-E8DC-42A0-A296-A1106E6AE9C3}">
+  <ds:schemaRefs>
+    <ds:schemaRef ds:uri="http://schemas.microsoft.com/office/2006/metadata/contentType"/>
+    <ds:schemaRef ds:uri="http://schemas.microsoft.com/office/2006/metadata/properties/metaAttributes"/>
+    <ds:schemaRef ds:uri="http://www.w3.org/2001/XMLSchema"/>
+    <ds:schemaRef ds:uri="http://schemas.microsoft.com/office/2006/metadata/properties"/>
+    <ds:schemaRef ds:uri="df7a2061-be8a-466a-b108-b8e2ece8803d"/>
+    <ds:schemaRef ds:uri="65fdae89-494e-459e-8fbe-d40d17723f9e"/>
+    <ds:schemaRef ds:uri="http://schemas.microsoft.com/office/2006/documentManagement/types"/>
+    <ds:schemaRef ds:uri="http://schemas.microsoft.com/office/infopath/2007/PartnerControls"/>
+    <ds:schemaRef ds:uri="http://schemas.openxmlformats.org/package/2006/metadata/core-properties"/>
+    <ds:schemaRef ds:uri="http://purl.org/dc/elements/1.1/"/>
+    <ds:schemaRef ds:uri="http://purl.org/dc/terms/"/>
+    <ds:schemaRef ds:uri="http://schemas.microsoft.com/internal/obd"/>
+  </ds:schemaRefs>
+</ds:datastoreItem>
 </file>
 
 <file path=customXml/itemProps2.xml><?xml version="1.0" encoding="utf-8"?>
-<ds:datastoreItem xmlns:ds="http://schemas.openxmlformats.org/officeDocument/2006/customXml" ds:itemID="{7D96E194-46CA-41C7-94ED-F6AF49C5BCEE}">
+<ds:datastoreItem xmlns:ds="http://schemas.openxmlformats.org/officeDocument/2006/customXml" ds:itemID="{EEB7F53C-B4DD-45A4-BB82-10C74C7ACA32}">
   <ds:schemaRefs>
-    <ds:schemaRef ds:uri="http://schemas.openxmlformats.org/officeDocument/2006/bibliography"/>
+    <ds:schemaRef ds:uri="http://schemas.microsoft.com/sharepoint/v3/contenttype/forms"/>
   </ds:schemaRefs>
 </ds:datastoreItem>
 </file>
@@ -20022,23 +19056,17 @@
 <file path=customXml/itemProps3.xml><?xml version="1.0" encoding="utf-8"?>
 <ds:datastoreItem xmlns:ds="http://schemas.openxmlformats.org/officeDocument/2006/customXml" ds:itemID="{8562EE6F-7279-4B50-9ED7-712A476BCCF4}">
   <ds:schemaRefs>
+    <ds:schemaRef ds:uri="http://schemas.microsoft.com/office/2006/metadata/properties"/>
     <ds:schemaRef ds:uri="http://schemas.microsoft.com/office/infopath/2007/PartnerControls"/>
-    <ds:schemaRef ds:uri="http://purl.org/dc/dcmitype/"/>
-    <ds:schemaRef ds:uri="http://schemas.microsoft.com/office/2006/documentManagement/types"/>
-    <ds:schemaRef ds:uri="http://schemas.microsoft.com/office/2006/metadata/properties"/>
-    <ds:schemaRef ds:uri="http://purl.org/dc/terms/"/>
-    <ds:schemaRef ds:uri="8688caf6-3dd3-4f67-911e-1bd120f248a8"/>
-    <ds:schemaRef ds:uri="http://schemas.openxmlformats.org/package/2006/metadata/core-properties"/>
-    <ds:schemaRef ds:uri="http://www.w3.org/XML/1998/namespace"/>
-    <ds:schemaRef ds:uri="http://purl.org/dc/elements/1.1/"/>
+    <ds:schemaRef ds:uri="df7a2061-be8a-466a-b108-b8e2ece8803d"/>
   </ds:schemaRefs>
 </ds:datastoreItem>
 </file>
 
 <file path=customXml/itemProps4.xml><?xml version="1.0" encoding="utf-8"?>
-<ds:datastoreItem xmlns:ds="http://schemas.openxmlformats.org/officeDocument/2006/customXml" ds:itemID="{EEB7F53C-B4DD-45A4-BB82-10C74C7ACA32}">
+<ds:datastoreItem xmlns:ds="http://schemas.openxmlformats.org/officeDocument/2006/customXml" ds:itemID="{7D96E194-46CA-41C7-94ED-F6AF49C5BCEE}">
   <ds:schemaRefs>
-    <ds:schemaRef ds:uri="http://schemas.microsoft.com/sharepoint/v3/contenttype/forms"/>
+    <ds:schemaRef ds:uri="http://schemas.openxmlformats.org/officeDocument/2006/bibliography"/>
   </ds:schemaRefs>
 </ds:datastoreItem>
 </file>